--- a/PROPOSITION-COMMERCIALE-OSCAR-FASHION.docx
+++ b/PROPOSITION-COMMERCIALE-OSCAR-FASHION.docx
@@ -1257,60 +1257,28 @@
         </w:numPr>
         <w:spacing w:after="30" w:line="264" w:lineRule="auto"/>
         <w:ind w:left="429" w:hanging="322"/>
-      </w:pPr>
-      <w:r>
-        <w:rPr>
-          <w:rFonts w:ascii="Times New Roman" w:hAnsi="Times New Roman" w:cs="Times New Roman"/>
-          <w:b/>
-          <w:sz w:val="24"/>
-          <w:szCs w:val="24"/>
-        </w:rPr>
-        <w:t xml:space="preserve">Frontend </w:t>
-      </w:r>
-      <w:proofErr w:type="gramStart"/>
-      <w:r>
-        <w:rPr>
-          <w:rFonts w:ascii="Times New Roman" w:hAnsi="Times New Roman" w:cs="Times New Roman"/>
-          <w:b/>
-          <w:sz w:val="24"/>
-          <w:szCs w:val="24"/>
-        </w:rPr>
-        <w:t>Web</w:t>
-      </w:r>
-      <w:r>
-        <w:rPr>
-          <w:rFonts w:ascii="Times New Roman" w:hAnsi="Times New Roman" w:cs="Times New Roman"/>
-          <w:sz w:val="24"/>
-          <w:szCs w:val="24"/>
-        </w:rPr>
-        <w:t>:</w:t>
-      </w:r>
-      <w:proofErr w:type="gramEnd"/>
-      <w:r>
-        <w:rPr>
-          <w:rFonts w:ascii="Times New Roman" w:hAnsi="Times New Roman" w:cs="Times New Roman"/>
-          <w:sz w:val="24"/>
-          <w:szCs w:val="24"/>
-        </w:rPr>
-        <w:t xml:space="preserve"> Next.js 15 + </w:t>
-      </w:r>
-      <w:proofErr w:type="spellStart"/>
-      <w:r>
-        <w:rPr>
-          <w:rFonts w:ascii="Times New Roman" w:hAnsi="Times New Roman" w:cs="Times New Roman"/>
-          <w:sz w:val="24"/>
-          <w:szCs w:val="24"/>
-        </w:rPr>
-        <w:t>Tailwind</w:t>
-      </w:r>
-      <w:proofErr w:type="spellEnd"/>
-      <w:r>
-        <w:rPr>
-          <w:rFonts w:ascii="Times New Roman" w:hAnsi="Times New Roman" w:cs="Times New Roman"/>
-          <w:sz w:val="24"/>
-          <w:szCs w:val="24"/>
-        </w:rPr>
-        <w:t xml:space="preserve"> CSS</w:t>
+        <w:rPr>
+          <w:lang w:val="en-US"/>
+        </w:rPr>
+      </w:pPr>
+      <w:r>
+        <w:rPr>
+          <w:rFonts w:ascii="Times New Roman" w:hAnsi="Times New Roman" w:cs="Times New Roman"/>
+          <w:b/>
+          <w:sz w:val="24"/>
+          <w:szCs w:val="24"/>
+          <w:lang w:val="en-US"/>
+        </w:rPr>
+        <w:t>Frontend Web</w:t>
+      </w:r>
+      <w:r>
+        <w:rPr>
+          <w:rFonts w:ascii="Times New Roman" w:hAnsi="Times New Roman" w:cs="Times New Roman"/>
+          <w:sz w:val="24"/>
+          <w:szCs w:val="24"/>
+          <w:lang w:val="en-US"/>
+        </w:rPr>
+        <w:t>: Next.js 15 + Tailwind CSS</w:t>
       </w:r>
     </w:p>
     <w:p>
@@ -1322,71 +1290,29 @@
         </w:numPr>
         <w:spacing w:after="30" w:line="264" w:lineRule="auto"/>
         <w:ind w:left="429" w:hanging="322"/>
-      </w:pPr>
-      <w:r>
-        <w:rPr>
-          <w:rFonts w:ascii="Times New Roman" w:hAnsi="Times New Roman" w:cs="Times New Roman"/>
-          <w:b/>
-          <w:sz w:val="24"/>
-          <w:szCs w:val="24"/>
-        </w:rPr>
-        <w:t>Back-</w:t>
-      </w:r>
-      <w:proofErr w:type="gramStart"/>
-      <w:r>
-        <w:rPr>
-          <w:rFonts w:ascii="Times New Roman" w:hAnsi="Times New Roman" w:cs="Times New Roman"/>
-          <w:b/>
-          <w:sz w:val="24"/>
-          <w:szCs w:val="24"/>
-        </w:rPr>
-        <w:t>Office</w:t>
-      </w:r>
-      <w:r>
-        <w:rPr>
-          <w:rFonts w:ascii="Times New Roman" w:hAnsi="Times New Roman" w:cs="Times New Roman"/>
-          <w:sz w:val="24"/>
-          <w:szCs w:val="24"/>
-        </w:rPr>
-        <w:t>:</w:t>
-      </w:r>
-      <w:proofErr w:type="gramEnd"/>
-      <w:r>
-        <w:rPr>
-          <w:rFonts w:ascii="Times New Roman" w:hAnsi="Times New Roman" w:cs="Times New Roman"/>
-          <w:sz w:val="24"/>
-          <w:szCs w:val="24"/>
-        </w:rPr>
-        <w:t xml:space="preserve"> React.js + </w:t>
-      </w:r>
-      <w:proofErr w:type="spellStart"/>
-      <w:r>
-        <w:rPr>
-          <w:rFonts w:ascii="Times New Roman" w:hAnsi="Times New Roman" w:cs="Times New Roman"/>
-          <w:sz w:val="24"/>
-          <w:szCs w:val="24"/>
-        </w:rPr>
-        <w:t>Tailwind</w:t>
-      </w:r>
-      <w:proofErr w:type="spellEnd"/>
-      <w:r>
-        <w:rPr>
-          <w:rFonts w:ascii="Times New Roman" w:hAnsi="Times New Roman" w:cs="Times New Roman"/>
-          <w:sz w:val="24"/>
-          <w:szCs w:val="24"/>
-        </w:rPr>
-        <w:t xml:space="preserve"> CSS + </w:t>
-      </w:r>
-      <w:proofErr w:type="spellStart"/>
-      <w:r>
-        <w:rPr>
-          <w:rFonts w:ascii="Times New Roman" w:hAnsi="Times New Roman" w:cs="Times New Roman"/>
-          <w:sz w:val="24"/>
-          <w:szCs w:val="24"/>
-        </w:rPr>
-        <w:t>Redux</w:t>
-      </w:r>
-      <w:proofErr w:type="spellEnd"/>
+        <w:rPr>
+          <w:lang w:val="en-US"/>
+        </w:rPr>
+      </w:pPr>
+      <w:r>
+        <w:rPr>
+          <w:rFonts w:ascii="Times New Roman" w:hAnsi="Times New Roman" w:cs="Times New Roman"/>
+          <w:b/>
+          <w:sz w:val="24"/>
+          <w:szCs w:val="24"/>
+          <w:lang w:val="en-US"/>
+        </w:rPr>
+        <w:t>Back-Office</w:t>
+      </w:r>
+      <w:r>
+        <w:rPr>
+          <w:rFonts w:ascii="Times New Roman" w:hAnsi="Times New Roman" w:cs="Times New Roman"/>
+          <w:sz w:val="24"/>
+          <w:szCs w:val="24"/>
+          <w:lang w:val="en-US"/>
+        </w:rPr>
+        <w:t>: React.js + Tailwind CSS + Redux</w:t>
+      </w:r>
     </w:p>
     <w:p>
       <w:pPr>
@@ -1862,31 +1788,7 @@
           <w:sz w:val="24"/>
           <w:szCs w:val="24"/>
         </w:rPr>
-        <w:t>Catalogues produits</w:t>
-      </w:r>
-      <w:r>
-        <w:rPr>
-          <w:rFonts w:ascii="Times New Roman" w:hAnsi="Times New Roman" w:cs="Times New Roman"/>
-          <w:sz w:val="24"/>
-          <w:szCs w:val="24"/>
-        </w:rPr>
-        <w:t xml:space="preserve"> avec recherche et filtres avancés</w:t>
-      </w:r>
-      <w:r>
-        <w:rPr>
-          <w:rFonts w:ascii="Times New Roman" w:hAnsi="Times New Roman" w:cs="Times New Roman"/>
-          <w:sz w:val="24"/>
-          <w:szCs w:val="24"/>
-        </w:rPr>
-        <w:t>.</w:t>
-      </w:r>
-      <w:r>
-        <w:rPr>
-          <w:rFonts w:ascii="Times New Roman" w:hAnsi="Times New Roman" w:cs="Times New Roman"/>
-          <w:sz w:val="24"/>
-          <w:szCs w:val="24"/>
-        </w:rPr>
-        <w:t xml:space="preserve"> </w:t>
+        <w:t xml:space="preserve">Catalogues produits avec recherche et filtres avancés. </w:t>
       </w:r>
     </w:p>
     <w:p>
@@ -2298,903 +2200,20 @@
           <w:szCs w:val="36"/>
         </w:rPr>
         <mc:AlternateContent>
-          <mc:Choice Requires="wps">
+          <mc:Choice Requires="wpg">
             <w:drawing>
-              <wp:anchor distT="0" distB="0" distL="114300" distR="114300" simplePos="0" relativeHeight="251658240" behindDoc="0" locked="0" layoutInCell="1" allowOverlap="1" wp14:anchorId="513CAF41" wp14:editId="47EAC1CE">
+              <wp:anchor distT="0" distB="0" distL="114300" distR="114300" simplePos="0" relativeHeight="251681792" behindDoc="0" locked="0" layoutInCell="1" allowOverlap="1" wp14:anchorId="75ABF136" wp14:editId="64D84D99">
                 <wp:simplePos x="0" y="0"/>
                 <wp:positionH relativeFrom="column">
-                  <wp:posOffset>980315</wp:posOffset>
+                  <wp:posOffset>982066</wp:posOffset>
                 </wp:positionH>
                 <wp:positionV relativeFrom="paragraph">
-                  <wp:posOffset>350137</wp:posOffset>
+                  <wp:posOffset>349555</wp:posOffset>
                 </wp:positionV>
-                <wp:extent cx="4246631" cy="583421"/>
-                <wp:effectExtent l="0" t="0" r="20955" b="26670"/>
+                <wp:extent cx="4275505" cy="3577761"/>
+                <wp:effectExtent l="0" t="0" r="10795" b="22860"/>
                 <wp:wrapNone/>
-                <wp:docPr id="898350635" name="Rectangle 1"/>
-                <wp:cNvGraphicFramePr/>
-                <a:graphic xmlns:a="http://schemas.openxmlformats.org/drawingml/2006/main">
-                  <a:graphicData uri="http://schemas.microsoft.com/office/word/2010/wordprocessingShape">
-                    <wps:wsp>
-                      <wps:cNvSpPr/>
-                      <wps:spPr>
-                        <a:xfrm>
-                          <a:off x="0" y="0"/>
-                          <a:ext cx="4246631" cy="583421"/>
-                        </a:xfrm>
-                        <a:prstGeom prst="rect">
-                          <a:avLst/>
-                        </a:prstGeom>
-                      </wps:spPr>
-                      <wps:style>
-                        <a:lnRef idx="1">
-                          <a:schemeClr val="accent2"/>
-                        </a:lnRef>
-                        <a:fillRef idx="2">
-                          <a:schemeClr val="accent2"/>
-                        </a:fillRef>
-                        <a:effectRef idx="1">
-                          <a:schemeClr val="accent2"/>
-                        </a:effectRef>
-                        <a:fontRef idx="minor">
-                          <a:schemeClr val="dk1"/>
-                        </a:fontRef>
-                      </wps:style>
-                      <wps:txbx>
-                        <w:txbxContent>
-                          <w:p>
-                            <w:pPr>
-                              <w:jc w:val="center"/>
-                            </w:pPr>
-                            <w:r>
-                              <w:t>Clients/utilisateurs</w:t>
-                            </w:r>
-                            <w:r>
-                              <w:t xml:space="preserve"> (</w:t>
-                            </w:r>
-                            <w:proofErr w:type="spellStart"/>
-                            <w:proofErr w:type="gramStart"/>
-                            <w:r>
-                              <w:t>web,mobile</w:t>
-                            </w:r>
-                            <w:proofErr w:type="gramEnd"/>
-                            <w:r>
-                              <w:t>,back</w:t>
-                            </w:r>
-                            <w:proofErr w:type="spellEnd"/>
-                            <w:r>
-                              <w:t>-office)</w:t>
-                            </w:r>
-                          </w:p>
-                        </w:txbxContent>
-                      </wps:txbx>
-                      <wps:bodyPr rot="0" spcFirstLastPara="0" vertOverflow="overflow" horzOverflow="overflow" vert="horz" wrap="square" lIns="91440" tIns="45720" rIns="91440" bIns="45720" numCol="1" spcCol="0" rtlCol="0" fromWordArt="0" anchor="ctr" anchorCtr="0" forceAA="0" compatLnSpc="1">
-                        <a:prstTxWarp prst="textNoShape">
-                          <a:avLst/>
-                        </a:prstTxWarp>
-                        <a:noAutofit/>
-                      </wps:bodyPr>
-                    </wps:wsp>
-                  </a:graphicData>
-                </a:graphic>
-                <wp14:sizeRelV relativeFrom="margin">
-                  <wp14:pctHeight>0</wp14:pctHeight>
-                </wp14:sizeRelV>
-              </wp:anchor>
-            </w:drawing>
-          </mc:Choice>
-          <mc:Fallback>
-            <w:pict>
-              <v:rect w14:anchorId="513CAF41" id="Rectangle 1" o:spid="_x0000_s1026" style="position:absolute;margin-left:77.2pt;margin-top:27.55pt;width:334.4pt;height:45.95pt;z-index:251658240;visibility:visible;mso-wrap-style:square;mso-height-percent:0;mso-wrap-distance-left:9pt;mso-wrap-distance-top:0;mso-wrap-distance-right:9pt;mso-wrap-distance-bottom:0;mso-position-horizontal:absolute;mso-position-horizontal-relative:text;mso-position-vertical:absolute;mso-position-vertical-relative:text;mso-height-percent:0;mso-height-relative:margin;v-text-anchor:middle" o:gfxdata="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" fillcolor="#f3a875 [2165]" strokecolor="#ed7d31 [3205]" strokeweight=".5pt">
-                <v:fill color2="#f09558 [2613]" rotate="t" colors="0 #f7bda4;.5 #f5b195;1 #f8a581" focus="100%" type="gradient">
-                  <o:fill v:ext="view" type="gradientUnscaled"/>
-                </v:fill>
-                <v:textbox>
-                  <w:txbxContent>
-                    <w:p>
-                      <w:pPr>
-                        <w:jc w:val="center"/>
-                      </w:pPr>
-                      <w:r>
-                        <w:t>Clients/utilisateurs</w:t>
-                      </w:r>
-                      <w:r>
-                        <w:t xml:space="preserve"> (</w:t>
-                      </w:r>
-                      <w:proofErr w:type="spellStart"/>
-                      <w:proofErr w:type="gramStart"/>
-                      <w:r>
-                        <w:t>web,mobile</w:t>
-                      </w:r>
-                      <w:proofErr w:type="gramEnd"/>
-                      <w:r>
-                        <w:t>,back</w:t>
-                      </w:r>
-                      <w:proofErr w:type="spellEnd"/>
-                      <w:r>
-                        <w:t>-office)</w:t>
-                      </w:r>
-                    </w:p>
-                  </w:txbxContent>
-                </v:textbox>
-              </v:rect>
-            </w:pict>
-          </mc:Fallback>
-        </mc:AlternateContent>
-      </w:r>
-      <w:r>
-        <w:rPr>
-          <w:rFonts w:ascii="Times New Roman" w:hAnsi="Times New Roman" w:cs="Times New Roman"/>
-          <w:b/>
-          <w:sz w:val="36"/>
-          <w:szCs w:val="36"/>
-        </w:rPr>
-        <w:t>3.1 Architecture Globale</w:t>
-      </w:r>
-    </w:p>
-    <w:p>
-      <w:pPr>
-        <w:spacing w:after="0" w:line="264" w:lineRule="auto"/>
-        <w:rPr>
-          <w:rFonts w:ascii="Arial" w:hAnsi="Arial" w:cs="Arial"/>
-          <w:sz w:val="2"/>
-          <w:szCs w:val="2"/>
-        </w:rPr>
-      </w:pPr>
-    </w:p>
-    <w:p>
-      <w:pPr>
-        <w:spacing w:after="0" w:line="264" w:lineRule="auto"/>
-        <w:rPr>
-          <w:rFonts w:ascii="Arial" w:hAnsi="Arial" w:cs="Arial"/>
-          <w:sz w:val="2"/>
-          <w:szCs w:val="2"/>
-        </w:rPr>
-      </w:pPr>
-    </w:p>
-    <w:p>
-      <w:pPr>
-        <w:spacing w:after="0" w:line="264" w:lineRule="auto"/>
-        <w:rPr>
-          <w:rFonts w:ascii="Arial" w:hAnsi="Arial" w:cs="Arial"/>
-          <w:sz w:val="2"/>
-          <w:szCs w:val="2"/>
-        </w:rPr>
-      </w:pPr>
-    </w:p>
-    <w:p>
-      <w:pPr>
-        <w:spacing w:after="0" w:line="264" w:lineRule="auto"/>
-        <w:rPr>
-          <w:rFonts w:ascii="Arial" w:hAnsi="Arial" w:cs="Arial"/>
-          <w:sz w:val="2"/>
-          <w:szCs w:val="2"/>
-        </w:rPr>
-      </w:pPr>
-    </w:p>
-    <w:p>
-      <w:pPr>
-        <w:spacing w:after="0" w:line="264" w:lineRule="auto"/>
-        <w:rPr>
-          <w:rFonts w:ascii="Arial" w:hAnsi="Arial" w:cs="Arial"/>
-          <w:sz w:val="2"/>
-          <w:szCs w:val="2"/>
-        </w:rPr>
-      </w:pPr>
-    </w:p>
-    <w:p>
-      <w:pPr>
-        <w:spacing w:after="0" w:line="264" w:lineRule="auto"/>
-        <w:rPr>
-          <w:rFonts w:ascii="Arial" w:hAnsi="Arial" w:cs="Arial"/>
-          <w:sz w:val="2"/>
-          <w:szCs w:val="2"/>
-        </w:rPr>
-      </w:pPr>
-    </w:p>
-    <w:p>
-      <w:pPr>
-        <w:spacing w:after="0" w:line="264" w:lineRule="auto"/>
-        <w:rPr>
-          <w:rFonts w:ascii="Arial" w:hAnsi="Arial" w:cs="Arial"/>
-          <w:sz w:val="2"/>
-          <w:szCs w:val="2"/>
-        </w:rPr>
-      </w:pPr>
-    </w:p>
-    <w:p>
-      <w:pPr>
-        <w:spacing w:after="0" w:line="264" w:lineRule="auto"/>
-        <w:rPr>
-          <w:rFonts w:ascii="Arial" w:hAnsi="Arial" w:cs="Arial"/>
-          <w:sz w:val="2"/>
-          <w:szCs w:val="2"/>
-        </w:rPr>
-      </w:pPr>
-    </w:p>
-    <w:p>
-      <w:pPr>
-        <w:spacing w:after="0" w:line="264" w:lineRule="auto"/>
-        <w:rPr>
-          <w:rFonts w:ascii="Arial" w:hAnsi="Arial" w:cs="Arial"/>
-          <w:sz w:val="2"/>
-          <w:szCs w:val="2"/>
-        </w:rPr>
-      </w:pPr>
-    </w:p>
-    <w:p>
-      <w:pPr>
-        <w:spacing w:after="0" w:line="264" w:lineRule="auto"/>
-        <w:rPr>
-          <w:rFonts w:ascii="Arial" w:hAnsi="Arial" w:cs="Arial"/>
-          <w:sz w:val="2"/>
-          <w:szCs w:val="2"/>
-        </w:rPr>
-      </w:pPr>
-    </w:p>
-    <w:p>
-      <w:pPr>
-        <w:spacing w:after="0" w:line="264" w:lineRule="auto"/>
-        <w:rPr>
-          <w:rFonts w:ascii="Arial" w:hAnsi="Arial" w:cs="Arial"/>
-          <w:sz w:val="2"/>
-          <w:szCs w:val="2"/>
-        </w:rPr>
-      </w:pPr>
-    </w:p>
-    <w:p>
-      <w:pPr>
-        <w:spacing w:after="0" w:line="264" w:lineRule="auto"/>
-        <w:rPr>
-          <w:rFonts w:ascii="Arial" w:hAnsi="Arial" w:cs="Arial"/>
-          <w:sz w:val="2"/>
-          <w:szCs w:val="2"/>
-        </w:rPr>
-      </w:pPr>
-    </w:p>
-    <w:p>
-      <w:pPr>
-        <w:spacing w:after="0" w:line="264" w:lineRule="auto"/>
-        <w:rPr>
-          <w:rFonts w:ascii="Arial" w:hAnsi="Arial" w:cs="Arial"/>
-          <w:sz w:val="2"/>
-          <w:szCs w:val="2"/>
-        </w:rPr>
-      </w:pPr>
-    </w:p>
-    <w:p>
-      <w:pPr>
-        <w:spacing w:after="0" w:line="264" w:lineRule="auto"/>
-        <w:rPr>
-          <w:rFonts w:ascii="Arial" w:hAnsi="Arial" w:cs="Arial"/>
-          <w:sz w:val="2"/>
-          <w:szCs w:val="2"/>
-        </w:rPr>
-      </w:pPr>
-    </w:p>
-    <w:p>
-      <w:pPr>
-        <w:spacing w:after="0" w:line="264" w:lineRule="auto"/>
-        <w:rPr>
-          <w:rFonts w:ascii="Arial" w:hAnsi="Arial" w:cs="Arial"/>
-          <w:sz w:val="2"/>
-          <w:szCs w:val="2"/>
-        </w:rPr>
-      </w:pPr>
-    </w:p>
-    <w:p>
-      <w:pPr>
-        <w:spacing w:after="0" w:line="264" w:lineRule="auto"/>
-        <w:rPr>
-          <w:rFonts w:ascii="Arial" w:hAnsi="Arial" w:cs="Arial"/>
-          <w:sz w:val="2"/>
-          <w:szCs w:val="2"/>
-        </w:rPr>
-      </w:pPr>
-    </w:p>
-    <w:p>
-      <w:pPr>
-        <w:spacing w:after="0" w:line="264" w:lineRule="auto"/>
-        <w:rPr>
-          <w:rFonts w:ascii="Arial" w:hAnsi="Arial" w:cs="Arial"/>
-          <w:sz w:val="2"/>
-          <w:szCs w:val="2"/>
-        </w:rPr>
-      </w:pPr>
-    </w:p>
-    <w:p>
-      <w:pPr>
-        <w:spacing w:after="0" w:line="264" w:lineRule="auto"/>
-        <w:rPr>
-          <w:rFonts w:ascii="Arial" w:hAnsi="Arial" w:cs="Arial"/>
-          <w:sz w:val="2"/>
-          <w:szCs w:val="2"/>
-        </w:rPr>
-      </w:pPr>
-    </w:p>
-    <w:p>
-      <w:pPr>
-        <w:spacing w:after="0" w:line="264" w:lineRule="auto"/>
-        <w:rPr>
-          <w:rFonts w:ascii="Arial" w:hAnsi="Arial" w:cs="Arial"/>
-          <w:sz w:val="2"/>
-          <w:szCs w:val="2"/>
-        </w:rPr>
-      </w:pPr>
-    </w:p>
-    <w:p>
-      <w:pPr>
-        <w:spacing w:after="0" w:line="264" w:lineRule="auto"/>
-        <w:rPr>
-          <w:rFonts w:ascii="Arial" w:hAnsi="Arial" w:cs="Arial"/>
-          <w:sz w:val="2"/>
-          <w:szCs w:val="2"/>
-        </w:rPr>
-      </w:pPr>
-    </w:p>
-    <w:p>
-      <w:pPr>
-        <w:spacing w:after="0" w:line="264" w:lineRule="auto"/>
-        <w:rPr>
-          <w:rFonts w:ascii="Arial" w:hAnsi="Arial" w:cs="Arial"/>
-          <w:sz w:val="2"/>
-          <w:szCs w:val="2"/>
-        </w:rPr>
-      </w:pPr>
-    </w:p>
-    <w:p>
-      <w:pPr>
-        <w:spacing w:after="0" w:line="264" w:lineRule="auto"/>
-        <w:rPr>
-          <w:rFonts w:ascii="Arial" w:hAnsi="Arial" w:cs="Arial"/>
-          <w:sz w:val="2"/>
-          <w:szCs w:val="2"/>
-        </w:rPr>
-      </w:pPr>
-    </w:p>
-    <w:p>
-      <w:pPr>
-        <w:spacing w:after="0" w:line="264" w:lineRule="auto"/>
-        <w:rPr>
-          <w:rFonts w:ascii="Arial" w:hAnsi="Arial" w:cs="Arial"/>
-          <w:sz w:val="2"/>
-          <w:szCs w:val="2"/>
-        </w:rPr>
-      </w:pPr>
-    </w:p>
-    <w:p>
-      <w:pPr>
-        <w:spacing w:after="0" w:line="264" w:lineRule="auto"/>
-        <w:rPr>
-          <w:rFonts w:ascii="Arial" w:hAnsi="Arial" w:cs="Arial"/>
-          <w:sz w:val="2"/>
-          <w:szCs w:val="2"/>
-        </w:rPr>
-      </w:pPr>
-    </w:p>
-    <w:p>
-      <w:pPr>
-        <w:spacing w:after="0" w:line="264" w:lineRule="auto"/>
-        <w:rPr>
-          <w:rFonts w:ascii="Arial" w:hAnsi="Arial" w:cs="Arial"/>
-          <w:sz w:val="2"/>
-          <w:szCs w:val="2"/>
-        </w:rPr>
-      </w:pPr>
-    </w:p>
-    <w:p>
-      <w:pPr>
-        <w:spacing w:after="0" w:line="264" w:lineRule="auto"/>
-        <w:rPr>
-          <w:rFonts w:ascii="Arial" w:hAnsi="Arial" w:cs="Arial"/>
-          <w:sz w:val="2"/>
-          <w:szCs w:val="2"/>
-        </w:rPr>
-      </w:pPr>
-    </w:p>
-    <w:p>
-      <w:pPr>
-        <w:spacing w:after="0" w:line="264" w:lineRule="auto"/>
-        <w:rPr>
-          <w:rFonts w:ascii="Arial" w:hAnsi="Arial" w:cs="Arial"/>
-          <w:sz w:val="2"/>
-          <w:szCs w:val="2"/>
-        </w:rPr>
-      </w:pPr>
-    </w:p>
-    <w:p>
-      <w:pPr>
-        <w:spacing w:after="0" w:line="264" w:lineRule="auto"/>
-        <w:rPr>
-          <w:rFonts w:ascii="Arial" w:hAnsi="Arial" w:cs="Arial"/>
-          <w:sz w:val="2"/>
-          <w:szCs w:val="2"/>
-        </w:rPr>
-      </w:pPr>
-    </w:p>
-    <w:p>
-      <w:pPr>
-        <w:spacing w:after="0" w:line="264" w:lineRule="auto"/>
-        <w:rPr>
-          <w:rFonts w:ascii="Arial" w:hAnsi="Arial" w:cs="Arial"/>
-          <w:sz w:val="2"/>
-          <w:szCs w:val="2"/>
-        </w:rPr>
-      </w:pPr>
-    </w:p>
-    <w:p>
-      <w:pPr>
-        <w:spacing w:after="0" w:line="264" w:lineRule="auto"/>
-        <w:rPr>
-          <w:rFonts w:ascii="Arial" w:hAnsi="Arial" w:cs="Arial"/>
-          <w:sz w:val="2"/>
-          <w:szCs w:val="2"/>
-        </w:rPr>
-      </w:pPr>
-    </w:p>
-    <w:p>
-      <w:pPr>
-        <w:spacing w:after="0" w:line="264" w:lineRule="auto"/>
-        <w:rPr>
-          <w:rFonts w:ascii="Arial" w:hAnsi="Arial" w:cs="Arial"/>
-          <w:sz w:val="2"/>
-          <w:szCs w:val="2"/>
-        </w:rPr>
-      </w:pPr>
-    </w:p>
-    <w:p>
-      <w:pPr>
-        <w:spacing w:after="0" w:line="264" w:lineRule="auto"/>
-        <w:rPr>
-          <w:rFonts w:ascii="Arial" w:hAnsi="Arial" w:cs="Arial"/>
-          <w:sz w:val="2"/>
-          <w:szCs w:val="2"/>
-        </w:rPr>
-      </w:pPr>
-      <w:r>
-        <w:rPr>
-          <w:rFonts w:ascii="Arial" w:hAnsi="Arial" w:cs="Arial"/>
-          <w:noProof/>
-          <w:sz w:val="2"/>
-          <w:szCs w:val="2"/>
-        </w:rPr>
-        <mc:AlternateContent>
-          <mc:Choice Requires="wps">
-            <w:drawing>
-              <wp:anchor distT="0" distB="0" distL="114300" distR="114300" simplePos="0" relativeHeight="251680768" behindDoc="0" locked="0" layoutInCell="1" allowOverlap="1" wp14:anchorId="18A2A3AA" wp14:editId="49D9A6CB">
-                <wp:simplePos x="0" y="0"/>
-                <wp:positionH relativeFrom="column">
-                  <wp:posOffset>2910092</wp:posOffset>
-                </wp:positionH>
-                <wp:positionV relativeFrom="paragraph">
-                  <wp:posOffset>8508</wp:posOffset>
-                </wp:positionV>
-                <wp:extent cx="0" cy="359519"/>
-                <wp:effectExtent l="76200" t="0" r="76200" b="59690"/>
-                <wp:wrapNone/>
-                <wp:docPr id="2027535642" name="Straight Arrow Connector 8"/>
-                <wp:cNvGraphicFramePr/>
-                <a:graphic xmlns:a="http://schemas.openxmlformats.org/drawingml/2006/main">
-                  <a:graphicData uri="http://schemas.microsoft.com/office/word/2010/wordprocessingShape">
-                    <wps:wsp>
-                      <wps:cNvCnPr/>
-                      <wps:spPr>
-                        <a:xfrm>
-                          <a:off x="0" y="0"/>
-                          <a:ext cx="0" cy="359519"/>
-                        </a:xfrm>
-                        <a:prstGeom prst="straightConnector1">
-                          <a:avLst/>
-                        </a:prstGeom>
-                        <a:ln>
-                          <a:tailEnd type="triangle"/>
-                        </a:ln>
-                      </wps:spPr>
-                      <wps:style>
-                        <a:lnRef idx="1">
-                          <a:schemeClr val="accent1"/>
-                        </a:lnRef>
-                        <a:fillRef idx="0">
-                          <a:schemeClr val="accent1"/>
-                        </a:fillRef>
-                        <a:effectRef idx="0">
-                          <a:schemeClr val="accent1"/>
-                        </a:effectRef>
-                        <a:fontRef idx="minor">
-                          <a:schemeClr val="tx1"/>
-                        </a:fontRef>
-                      </wps:style>
-                      <wps:bodyPr/>
-                    </wps:wsp>
-                  </a:graphicData>
-                </a:graphic>
-              </wp:anchor>
-            </w:drawing>
-          </mc:Choice>
-          <mc:Fallback>
-            <w:pict>
-              <v:shapetype w14:anchorId="3DDFE5CA" id="_x0000_t32" coordsize="21600,21600" o:spt="32" o:oned="t" path="m,l21600,21600e" filled="f">
-                <v:path arrowok="t" fillok="f" o:connecttype="none"/>
-                <o:lock v:ext="edit" shapetype="t"/>
-              </v:shapetype>
-              <v:shape id="Straight Arrow Connector 8" o:spid="_x0000_s1026" type="#_x0000_t32" style="position:absolute;margin-left:229.15pt;margin-top:.65pt;width:0;height:28.3pt;z-index:251680768;visibility:visible;mso-wrap-style:square;mso-wrap-distance-left:9pt;mso-wrap-distance-top:0;mso-wrap-distance-right:9pt;mso-wrap-distance-bottom:0;mso-position-horizontal:absolute;mso-position-horizontal-relative:text;mso-position-vertical:absolute;mso-position-vertical-relative:text" o:gfxdata="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" strokecolor="#5b9bd5 [3204]" strokeweight=".5pt">
-                <v:stroke endarrow="block" joinstyle="miter"/>
-              </v:shape>
-            </w:pict>
-          </mc:Fallback>
-        </mc:AlternateContent>
-      </w:r>
-    </w:p>
-    <w:p>
-      <w:pPr>
-        <w:spacing w:after="0" w:line="264" w:lineRule="auto"/>
-        <w:rPr>
-          <w:rFonts w:ascii="Arial" w:hAnsi="Arial" w:cs="Arial"/>
-          <w:sz w:val="2"/>
-          <w:szCs w:val="2"/>
-        </w:rPr>
-      </w:pPr>
-    </w:p>
-    <w:p>
-      <w:pPr>
-        <w:spacing w:after="0" w:line="264" w:lineRule="auto"/>
-        <w:rPr>
-          <w:rFonts w:ascii="Arial" w:hAnsi="Arial" w:cs="Arial"/>
-          <w:sz w:val="2"/>
-          <w:szCs w:val="2"/>
-        </w:rPr>
-      </w:pPr>
-    </w:p>
-    <w:p>
-      <w:pPr>
-        <w:spacing w:after="0" w:line="264" w:lineRule="auto"/>
-        <w:rPr>
-          <w:rFonts w:ascii="Arial" w:hAnsi="Arial" w:cs="Arial"/>
-          <w:sz w:val="2"/>
-          <w:szCs w:val="2"/>
-        </w:rPr>
-      </w:pPr>
-      <w:r>
-        <w:rPr>
-          <w:rFonts w:ascii="Arial" w:hAnsi="Arial" w:cs="Arial"/>
-          <w:noProof/>
-          <w:sz w:val="2"/>
-          <w:szCs w:val="2"/>
-        </w:rPr>
-        <mc:AlternateContent>
-          <mc:Choice Requires="wps">
-            <w:drawing>
-              <wp:anchor distT="0" distB="0" distL="114300" distR="114300" simplePos="0" relativeHeight="251677696" behindDoc="0" locked="0" layoutInCell="1" allowOverlap="1" wp14:anchorId="6E51D81C" wp14:editId="42190089">
-                <wp:simplePos x="0" y="0"/>
-                <wp:positionH relativeFrom="column">
-                  <wp:posOffset>3077845</wp:posOffset>
-                </wp:positionH>
-                <wp:positionV relativeFrom="paragraph">
-                  <wp:posOffset>19580</wp:posOffset>
-                </wp:positionV>
-                <wp:extent cx="914400" cy="280035"/>
-                <wp:effectExtent l="0" t="0" r="25400" b="24765"/>
-                <wp:wrapNone/>
-                <wp:docPr id="1476544714" name="Text Box 7"/>
-                <wp:cNvGraphicFramePr/>
-                <a:graphic xmlns:a="http://schemas.openxmlformats.org/drawingml/2006/main">
-                  <a:graphicData uri="http://schemas.microsoft.com/office/word/2010/wordprocessingShape">
-                    <wps:wsp>
-                      <wps:cNvSpPr txBox="1"/>
-                      <wps:spPr>
-                        <a:xfrm>
-                          <a:off x="0" y="0"/>
-                          <a:ext cx="914400" cy="280035"/>
-                        </a:xfrm>
-                        <a:prstGeom prst="rect">
-                          <a:avLst/>
-                        </a:prstGeom>
-                        <a:solidFill>
-                          <a:schemeClr val="lt1"/>
-                        </a:solidFill>
-                        <a:ln w="6350">
-                          <a:solidFill>
-                            <a:prstClr val="black"/>
-                          </a:solidFill>
-                        </a:ln>
-                      </wps:spPr>
-                      <wps:txbx>
-                        <w:txbxContent>
-                          <w:p>
-                            <w:r>
-                              <w:t>HTTPS/</w:t>
-                            </w:r>
-                            <w:proofErr w:type="spellStart"/>
-                            <w:r>
-                              <w:t>GraphQl</w:t>
-                            </w:r>
-                            <w:proofErr w:type="spellEnd"/>
-                          </w:p>
-                        </w:txbxContent>
-                      </wps:txbx>
-                      <wps:bodyPr rot="0" spcFirstLastPara="0" vertOverflow="overflow" horzOverflow="overflow" vert="horz" wrap="none" lIns="91440" tIns="45720" rIns="91440" bIns="45720" numCol="1" spcCol="0" rtlCol="0" fromWordArt="0" anchor="t" anchorCtr="0" forceAA="0" compatLnSpc="1">
-                        <a:prstTxWarp prst="textNoShape">
-                          <a:avLst/>
-                        </a:prstTxWarp>
-                        <a:noAutofit/>
-                      </wps:bodyPr>
-                    </wps:wsp>
-                  </a:graphicData>
-                </a:graphic>
-                <wp14:sizeRelV relativeFrom="margin">
-                  <wp14:pctHeight>0</wp14:pctHeight>
-                </wp14:sizeRelV>
-              </wp:anchor>
-            </w:drawing>
-          </mc:Choice>
-          <mc:Fallback>
-            <w:pict>
-              <v:shapetype w14:anchorId="6E51D81C" id="_x0000_t202" coordsize="21600,21600" o:spt="202" path="m,l,21600r21600,l21600,xe">
-                <v:stroke joinstyle="miter"/>
-                <v:path gradientshapeok="t" o:connecttype="rect"/>
-              </v:shapetype>
-              <v:shape id="Text Box 7" o:spid="_x0000_s1027" type="#_x0000_t202" style="position:absolute;margin-left:242.35pt;margin-top:1.55pt;width:1in;height:22.05pt;z-index:251677696;visibility:visible;mso-wrap-style:none;mso-height-percent:0;mso-wrap-distance-left:9pt;mso-wrap-distance-top:0;mso-wrap-distance-right:9pt;mso-wrap-distance-bottom:0;mso-position-horizontal:absolute;mso-position-horizontal-relative:text;mso-position-vertical:absolute;mso-position-vertical-relative:text;mso-height-percent:0;mso-height-relative:margin;v-text-anchor:top" o:gfxdata="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" fillcolor="white [3201]" strokeweight=".5pt">
-                <v:textbox>
-                  <w:txbxContent>
-                    <w:p>
-                      <w:r>
-                        <w:t>HTTPS/</w:t>
-                      </w:r>
-                      <w:proofErr w:type="spellStart"/>
-                      <w:r>
-                        <w:t>GraphQl</w:t>
-                      </w:r>
-                      <w:proofErr w:type="spellEnd"/>
-                    </w:p>
-                  </w:txbxContent>
-                </v:textbox>
-              </v:shape>
-            </w:pict>
-          </mc:Fallback>
-        </mc:AlternateContent>
-      </w:r>
-    </w:p>
-    <w:p>
-      <w:pPr>
-        <w:spacing w:after="0" w:line="264" w:lineRule="auto"/>
-        <w:rPr>
-          <w:rFonts w:ascii="Arial" w:hAnsi="Arial" w:cs="Arial"/>
-          <w:sz w:val="2"/>
-          <w:szCs w:val="2"/>
-        </w:rPr>
-      </w:pPr>
-    </w:p>
-    <w:p>
-      <w:pPr>
-        <w:spacing w:after="0" w:line="264" w:lineRule="auto"/>
-        <w:rPr>
-          <w:rFonts w:ascii="Arial" w:hAnsi="Arial" w:cs="Arial"/>
-          <w:sz w:val="2"/>
-          <w:szCs w:val="2"/>
-        </w:rPr>
-      </w:pPr>
-    </w:p>
-    <w:p>
-      <w:pPr>
-        <w:spacing w:after="0" w:line="264" w:lineRule="auto"/>
-        <w:rPr>
-          <w:rFonts w:ascii="Arial" w:hAnsi="Arial" w:cs="Arial"/>
-          <w:sz w:val="2"/>
-          <w:szCs w:val="2"/>
-        </w:rPr>
-      </w:pPr>
-    </w:p>
-    <w:p>
-      <w:pPr>
-        <w:spacing w:after="0" w:line="264" w:lineRule="auto"/>
-        <w:rPr>
-          <w:rFonts w:ascii="Arial" w:hAnsi="Arial" w:cs="Arial"/>
-          <w:sz w:val="2"/>
-          <w:szCs w:val="2"/>
-        </w:rPr>
-      </w:pPr>
-    </w:p>
-    <w:p>
-      <w:pPr>
-        <w:spacing w:after="0" w:line="264" w:lineRule="auto"/>
-        <w:rPr>
-          <w:rFonts w:ascii="Arial" w:hAnsi="Arial" w:cs="Arial"/>
-          <w:sz w:val="2"/>
-          <w:szCs w:val="2"/>
-        </w:rPr>
-      </w:pPr>
-    </w:p>
-    <w:p>
-      <w:pPr>
-        <w:spacing w:after="0" w:line="264" w:lineRule="auto"/>
-        <w:rPr>
-          <w:rFonts w:ascii="Arial" w:hAnsi="Arial" w:cs="Arial"/>
-          <w:sz w:val="2"/>
-          <w:szCs w:val="2"/>
-        </w:rPr>
-      </w:pPr>
-    </w:p>
-    <w:p>
-      <w:pPr>
-        <w:spacing w:after="0" w:line="264" w:lineRule="auto"/>
-        <w:rPr>
-          <w:rFonts w:ascii="Arial" w:hAnsi="Arial" w:cs="Arial"/>
-          <w:sz w:val="2"/>
-          <w:szCs w:val="2"/>
-        </w:rPr>
-      </w:pPr>
-    </w:p>
-    <w:p>
-      <w:pPr>
-        <w:spacing w:after="0" w:line="264" w:lineRule="auto"/>
-        <w:rPr>
-          <w:rFonts w:ascii="Arial" w:hAnsi="Arial" w:cs="Arial"/>
-          <w:sz w:val="2"/>
-          <w:szCs w:val="2"/>
-        </w:rPr>
-      </w:pPr>
-    </w:p>
-    <w:p>
-      <w:pPr>
-        <w:spacing w:after="0" w:line="264" w:lineRule="auto"/>
-        <w:rPr>
-          <w:rFonts w:ascii="Arial" w:hAnsi="Arial" w:cs="Arial"/>
-          <w:sz w:val="2"/>
-          <w:szCs w:val="2"/>
-        </w:rPr>
-      </w:pPr>
-    </w:p>
-    <w:p>
-      <w:pPr>
-        <w:spacing w:after="0" w:line="264" w:lineRule="auto"/>
-        <w:rPr>
-          <w:rFonts w:ascii="Arial" w:hAnsi="Arial" w:cs="Arial"/>
-          <w:sz w:val="2"/>
-          <w:szCs w:val="2"/>
-        </w:rPr>
-      </w:pPr>
-    </w:p>
-    <w:p>
-      <w:pPr>
-        <w:spacing w:after="0" w:line="264" w:lineRule="auto"/>
-        <w:rPr>
-          <w:rFonts w:ascii="Arial" w:hAnsi="Arial" w:cs="Arial"/>
-          <w:sz w:val="2"/>
-          <w:szCs w:val="2"/>
-        </w:rPr>
-      </w:pPr>
-    </w:p>
-    <w:p>
-      <w:pPr>
-        <w:spacing w:after="0" w:line="264" w:lineRule="auto"/>
-        <w:rPr>
-          <w:rFonts w:ascii="Arial" w:hAnsi="Arial" w:cs="Arial"/>
-          <w:sz w:val="2"/>
-          <w:szCs w:val="2"/>
-        </w:rPr>
-      </w:pPr>
-    </w:p>
-    <w:p>
-      <w:pPr>
-        <w:spacing w:after="0" w:line="264" w:lineRule="auto"/>
-        <w:rPr>
-          <w:rFonts w:ascii="Arial" w:hAnsi="Arial" w:cs="Arial"/>
-          <w:sz w:val="2"/>
-          <w:szCs w:val="2"/>
-        </w:rPr>
-      </w:pPr>
-    </w:p>
-    <w:p>
-      <w:pPr>
-        <w:spacing w:after="0" w:line="264" w:lineRule="auto"/>
-        <w:rPr>
-          <w:rFonts w:ascii="Arial" w:hAnsi="Arial" w:cs="Arial"/>
-          <w:sz w:val="2"/>
-          <w:szCs w:val="2"/>
-        </w:rPr>
-      </w:pPr>
-    </w:p>
-    <w:p>
-      <w:pPr>
-        <w:spacing w:after="0" w:line="264" w:lineRule="auto"/>
-        <w:rPr>
-          <w:rFonts w:ascii="Arial" w:hAnsi="Arial" w:cs="Arial"/>
-          <w:sz w:val="2"/>
-          <w:szCs w:val="2"/>
-        </w:rPr>
-      </w:pPr>
-    </w:p>
-    <w:p>
-      <w:pPr>
-        <w:spacing w:after="0" w:line="264" w:lineRule="auto"/>
-        <w:rPr>
-          <w:rFonts w:ascii="Arial" w:hAnsi="Arial" w:cs="Arial"/>
-          <w:sz w:val="2"/>
-          <w:szCs w:val="2"/>
-        </w:rPr>
-      </w:pPr>
-    </w:p>
-    <w:p>
-      <w:pPr>
-        <w:spacing w:after="0" w:line="264" w:lineRule="auto"/>
-        <w:rPr>
-          <w:rFonts w:ascii="Arial" w:hAnsi="Arial" w:cs="Arial"/>
-          <w:sz w:val="2"/>
-          <w:szCs w:val="2"/>
-        </w:rPr>
-      </w:pPr>
-    </w:p>
-    <w:p>
-      <w:pPr>
-        <w:spacing w:after="0" w:line="264" w:lineRule="auto"/>
-        <w:rPr>
-          <w:rFonts w:ascii="Arial" w:hAnsi="Arial" w:cs="Arial"/>
-          <w:sz w:val="2"/>
-          <w:szCs w:val="2"/>
-        </w:rPr>
-      </w:pPr>
-    </w:p>
-    <w:p>
-      <w:pPr>
-        <w:spacing w:after="0" w:line="264" w:lineRule="auto"/>
-        <w:rPr>
-          <w:rFonts w:ascii="Arial" w:hAnsi="Arial" w:cs="Arial"/>
-          <w:sz w:val="2"/>
-          <w:szCs w:val="2"/>
-        </w:rPr>
-      </w:pPr>
-    </w:p>
-    <w:p>
-      <w:pPr>
-        <w:spacing w:after="0" w:line="264" w:lineRule="auto"/>
-        <w:rPr>
-          <w:rFonts w:ascii="Arial" w:hAnsi="Arial" w:cs="Arial"/>
-          <w:sz w:val="2"/>
-          <w:szCs w:val="2"/>
-        </w:rPr>
-      </w:pPr>
-    </w:p>
-    <w:p>
-      <w:pPr>
-        <w:spacing w:after="0" w:line="264" w:lineRule="auto"/>
-        <w:rPr>
-          <w:rFonts w:ascii="Arial" w:hAnsi="Arial" w:cs="Arial"/>
-          <w:sz w:val="2"/>
-          <w:szCs w:val="2"/>
-        </w:rPr>
-      </w:pPr>
-    </w:p>
-    <w:p>
-      <w:pPr>
-        <w:spacing w:after="0" w:line="264" w:lineRule="auto"/>
-        <w:rPr>
-          <w:rFonts w:ascii="Arial" w:hAnsi="Arial" w:cs="Arial"/>
-          <w:sz w:val="2"/>
-          <w:szCs w:val="2"/>
-        </w:rPr>
-      </w:pPr>
-      <w:r>
-        <w:rPr>
-          <w:rFonts w:ascii="Arial" w:hAnsi="Arial" w:cs="Arial"/>
-          <w:noProof/>
-          <w:sz w:val="2"/>
-          <w:szCs w:val="2"/>
-        </w:rPr>
-        <mc:AlternateContent>
-          <mc:Choice Requires="wpg">
-            <w:drawing>
-              <wp:anchor distT="0" distB="0" distL="114300" distR="114300" simplePos="0" relativeHeight="251672576" behindDoc="0" locked="0" layoutInCell="1" allowOverlap="1" wp14:anchorId="13F3FE5E" wp14:editId="733F40F8">
-                <wp:simplePos x="0" y="0"/>
-                <wp:positionH relativeFrom="column">
-                  <wp:posOffset>1012825</wp:posOffset>
-                </wp:positionH>
-                <wp:positionV relativeFrom="paragraph">
-                  <wp:posOffset>13440</wp:posOffset>
-                </wp:positionV>
-                <wp:extent cx="4246245" cy="1648460"/>
-                <wp:effectExtent l="0" t="0" r="20955" b="27940"/>
-                <wp:wrapNone/>
-                <wp:docPr id="2102385381" name="Group 4"/>
+                <wp:docPr id="2124272025" name="Group 14"/>
                 <wp:cNvGraphicFramePr/>
                 <a:graphic xmlns:a="http://schemas.openxmlformats.org/drawingml/2006/main">
                   <a:graphicData uri="http://schemas.microsoft.com/office/word/2010/wordprocessingGroup">
@@ -3203,170 +2222,18 @@
                       <wpg:grpSpPr>
                         <a:xfrm>
                           <a:off x="0" y="0"/>
-                          <a:ext cx="4246245" cy="1648460"/>
-                          <a:chOff x="0" y="330978"/>
-                          <a:chExt cx="4246245" cy="1648951"/>
+                          <a:ext cx="4275505" cy="3577761"/>
+                          <a:chOff x="0" y="0"/>
+                          <a:chExt cx="4275505" cy="3577761"/>
                         </a:xfrm>
                       </wpg:grpSpPr>
                       <wps:wsp>
-                        <wps:cNvPr id="1627946812" name="Rectangle 1"/>
+                        <wps:cNvPr id="1991625171" name="Rectangle 1"/>
                         <wps:cNvSpPr/>
                         <wps:spPr>
                           <a:xfrm>
-                            <a:off x="0" y="330978"/>
-                            <a:ext cx="4246245" cy="1648951"/>
-                          </a:xfrm>
-                          <a:prstGeom prst="rect">
-                            <a:avLst/>
-                          </a:prstGeom>
-                        </wps:spPr>
-                        <wps:style>
-                          <a:lnRef idx="1">
-                            <a:schemeClr val="accent3"/>
-                          </a:lnRef>
-                          <a:fillRef idx="2">
-                            <a:schemeClr val="accent3"/>
-                          </a:fillRef>
-                          <a:effectRef idx="1">
-                            <a:schemeClr val="accent3"/>
-                          </a:effectRef>
-                          <a:fontRef idx="minor">
-                            <a:schemeClr val="dk1"/>
-                          </a:fontRef>
-                        </wps:style>
-                        <wps:txbx>
-                          <w:txbxContent>
-                            <w:p>
-                              <w:pPr>
-                                <w:jc w:val="center"/>
-                              </w:pPr>
-                            </w:p>
-                          </w:txbxContent>
-                        </wps:txbx>
-                        <wps:bodyPr rot="0" spcFirstLastPara="0" vertOverflow="overflow" horzOverflow="overflow" vert="horz" wrap="square" lIns="91440" tIns="45720" rIns="91440" bIns="45720" numCol="1" spcCol="0" rtlCol="0" fromWordArt="0" anchor="ctr" anchorCtr="0" forceAA="0" compatLnSpc="1">
-                          <a:prstTxWarp prst="textNoShape">
-                            <a:avLst/>
-                          </a:prstTxWarp>
-                          <a:noAutofit/>
-                        </wps:bodyPr>
-                      </wps:wsp>
-                      <wps:wsp>
-                        <wps:cNvPr id="1084400101" name="Rectangle 2"/>
-                        <wps:cNvSpPr/>
-                        <wps:spPr>
-                          <a:xfrm>
-                            <a:off x="246832" y="572201"/>
-                            <a:ext cx="1152000" cy="576000"/>
-                          </a:xfrm>
-                          <a:prstGeom prst="rect">
-                            <a:avLst/>
-                          </a:prstGeom>
-                        </wps:spPr>
-                        <wps:style>
-                          <a:lnRef idx="1">
-                            <a:schemeClr val="accent5"/>
-                          </a:lnRef>
-                          <a:fillRef idx="2">
-                            <a:schemeClr val="accent5"/>
-                          </a:fillRef>
-                          <a:effectRef idx="1">
-                            <a:schemeClr val="accent5"/>
-                          </a:effectRef>
-                          <a:fontRef idx="minor">
-                            <a:schemeClr val="dk1"/>
-                          </a:fontRef>
-                        </wps:style>
-                        <wps:txbx>
-                          <w:txbxContent>
-                            <w:p>
-                              <w:pPr>
-                                <w:jc w:val="center"/>
-                              </w:pPr>
-                              <w:proofErr w:type="spellStart"/>
-                              <w:r>
-                                <w:t>Auth</w:t>
-                              </w:r>
-                              <w:proofErr w:type="spellEnd"/>
-                              <w:r>
-                                <w:t xml:space="preserve"> and </w:t>
-                              </w:r>
-                              <w:proofErr w:type="spellStart"/>
-                              <w:r>
-                                <w:t>users</w:t>
-                              </w:r>
-                              <w:proofErr w:type="spellEnd"/>
-                            </w:p>
-                          </w:txbxContent>
-                        </wps:txbx>
-                        <wps:bodyPr rot="0" spcFirstLastPara="0" vertOverflow="overflow" horzOverflow="overflow" vert="horz" wrap="square" lIns="91440" tIns="45720" rIns="91440" bIns="45720" numCol="1" spcCol="0" rtlCol="0" fromWordArt="0" anchor="ctr" anchorCtr="0" forceAA="0" compatLnSpc="1">
-                          <a:prstTxWarp prst="textNoShape">
-                            <a:avLst/>
-                          </a:prstTxWarp>
-                          <a:noAutofit/>
-                        </wps:bodyPr>
-                      </wps:wsp>
-                      <wps:wsp>
-                        <wps:cNvPr id="596597809" name="Rectangle 2"/>
-                        <wps:cNvSpPr/>
-                        <wps:spPr>
-                          <a:xfrm>
-                            <a:off x="1581968" y="589030"/>
-                            <a:ext cx="1152000" cy="576000"/>
-                          </a:xfrm>
-                          <a:prstGeom prst="rect">
-                            <a:avLst/>
-                          </a:prstGeom>
-                        </wps:spPr>
-                        <wps:style>
-                          <a:lnRef idx="1">
-                            <a:schemeClr val="accent6"/>
-                          </a:lnRef>
-                          <a:fillRef idx="2">
-                            <a:schemeClr val="accent6"/>
-                          </a:fillRef>
-                          <a:effectRef idx="1">
-                            <a:schemeClr val="accent6"/>
-                          </a:effectRef>
-                          <a:fontRef idx="minor">
-                            <a:schemeClr val="dk1"/>
-                          </a:fontRef>
-                        </wps:style>
-                        <wps:txbx>
-                          <w:txbxContent>
-                            <w:p>
-                              <w:pPr>
-                                <w:jc w:val="center"/>
-                              </w:pPr>
-                              <w:proofErr w:type="spellStart"/>
-                              <w:r>
-                                <w:t>Products</w:t>
-                              </w:r>
-                              <w:proofErr w:type="spellEnd"/>
-                              <w:r>
-                                <w:t xml:space="preserve"> and </w:t>
-                              </w:r>
-                              <w:proofErr w:type="spellStart"/>
-                              <w:r>
-                                <w:t>cataglog</w:t>
-                              </w:r>
-                              <w:proofErr w:type="spellEnd"/>
-                            </w:p>
-                          </w:txbxContent>
-                        </wps:txbx>
-                        <wps:bodyPr rot="0" spcFirstLastPara="0" vertOverflow="overflow" horzOverflow="overflow" vert="horz" wrap="square" lIns="91440" tIns="45720" rIns="91440" bIns="45720" numCol="1" spcCol="0" rtlCol="0" fromWordArt="0" anchor="ctr" anchorCtr="0" forceAA="0" compatLnSpc="1">
-                          <a:prstTxWarp prst="textNoShape">
-                            <a:avLst/>
-                          </a:prstTxWarp>
-                          <a:noAutofit/>
-                        </wps:bodyPr>
-                      </wps:wsp>
-                      <wps:wsp>
-                        <wps:cNvPr id="6035128" name="Rectangle 2"/>
-                        <wps:cNvSpPr/>
-                        <wps:spPr>
-                          <a:xfrm>
-                            <a:off x="2922714" y="589030"/>
-                            <a:ext cx="1152000" cy="576000"/>
+                            <a:off x="0" y="0"/>
+                            <a:ext cx="4246631" cy="583421"/>
                           </a:xfrm>
                           <a:prstGeom prst="rect">
                             <a:avLst/>
@@ -3392,19 +2259,25 @@
                               <w:pPr>
                                 <w:jc w:val="center"/>
                               </w:pPr>
+                              <w:r>
+                                <w:t>Clients/utilisateurs</w:t>
+                              </w:r>
+                              <w:r>
+                                <w:t xml:space="preserve"> (</w:t>
+                              </w:r>
                               <w:proofErr w:type="spellStart"/>
+                              <w:proofErr w:type="gramStart"/>
                               <w:r>
-                                <w:t>Orders</w:t>
+                                <w:t>web,mobile</w:t>
+                              </w:r>
+                              <w:proofErr w:type="gramEnd"/>
+                              <w:r>
+                                <w:t>,back</w:t>
                               </w:r>
                               <w:proofErr w:type="spellEnd"/>
                               <w:r>
-                                <w:t xml:space="preserve"> and </w:t>
+                                <w:t>-office)</w:t>
                               </w:r>
-                              <w:proofErr w:type="spellStart"/>
-                              <w:r>
-                                <w:t>payments</w:t>
-                              </w:r>
-                              <w:proofErr w:type="spellEnd"/>
                             </w:p>
                           </w:txbxContent>
                         </wps:txbx>
@@ -3415,13 +2288,372 @@
                           <a:noAutofit/>
                         </wps:bodyPr>
                       </wps:wsp>
+                      <wpg:grpSp>
+                        <wpg:cNvPr id="1903745625" name="Group 4"/>
+                        <wpg:cNvGrpSpPr/>
+                        <wpg:grpSpPr>
+                          <a:xfrm>
+                            <a:off x="29260" y="987552"/>
+                            <a:ext cx="4246245" cy="1648460"/>
+                            <a:chOff x="0" y="330978"/>
+                            <a:chExt cx="4246245" cy="1648951"/>
+                          </a:xfrm>
+                        </wpg:grpSpPr>
+                        <wps:wsp>
+                          <wps:cNvPr id="277561022" name="Rectangle 1"/>
+                          <wps:cNvSpPr/>
+                          <wps:spPr>
+                            <a:xfrm>
+                              <a:off x="0" y="330978"/>
+                              <a:ext cx="4246245" cy="1648951"/>
+                            </a:xfrm>
+                            <a:prstGeom prst="rect">
+                              <a:avLst/>
+                            </a:prstGeom>
+                          </wps:spPr>
+                          <wps:style>
+                            <a:lnRef idx="1">
+                              <a:schemeClr val="accent3"/>
+                            </a:lnRef>
+                            <a:fillRef idx="2">
+                              <a:schemeClr val="accent3"/>
+                            </a:fillRef>
+                            <a:effectRef idx="1">
+                              <a:schemeClr val="accent3"/>
+                            </a:effectRef>
+                            <a:fontRef idx="minor">
+                              <a:schemeClr val="dk1"/>
+                            </a:fontRef>
+                          </wps:style>
+                          <wps:txbx>
+                            <w:txbxContent>
+                              <w:p>
+                                <w:pPr>
+                                  <w:jc w:val="center"/>
+                                </w:pPr>
+                              </w:p>
+                            </w:txbxContent>
+                          </wps:txbx>
+                          <wps:bodyPr rot="0" spcFirstLastPara="0" vertOverflow="overflow" horzOverflow="overflow" vert="horz" wrap="square" lIns="91440" tIns="45720" rIns="91440" bIns="45720" numCol="1" spcCol="0" rtlCol="0" fromWordArt="0" anchor="ctr" anchorCtr="0" forceAA="0" compatLnSpc="1">
+                            <a:prstTxWarp prst="textNoShape">
+                              <a:avLst/>
+                            </a:prstTxWarp>
+                            <a:noAutofit/>
+                          </wps:bodyPr>
+                        </wps:wsp>
+                        <wps:wsp>
+                          <wps:cNvPr id="2901273" name="Rectangle 2"/>
+                          <wps:cNvSpPr/>
+                          <wps:spPr>
+                            <a:xfrm>
+                              <a:off x="246832" y="572201"/>
+                              <a:ext cx="1152000" cy="576000"/>
+                            </a:xfrm>
+                            <a:prstGeom prst="rect">
+                              <a:avLst/>
+                            </a:prstGeom>
+                          </wps:spPr>
+                          <wps:style>
+                            <a:lnRef idx="1">
+                              <a:schemeClr val="accent5"/>
+                            </a:lnRef>
+                            <a:fillRef idx="2">
+                              <a:schemeClr val="accent5"/>
+                            </a:fillRef>
+                            <a:effectRef idx="1">
+                              <a:schemeClr val="accent5"/>
+                            </a:effectRef>
+                            <a:fontRef idx="minor">
+                              <a:schemeClr val="dk1"/>
+                            </a:fontRef>
+                          </wps:style>
+                          <wps:txbx>
+                            <w:txbxContent>
+                              <w:p>
+                                <w:pPr>
+                                  <w:jc w:val="center"/>
+                                </w:pPr>
+                                <w:proofErr w:type="spellStart"/>
+                                <w:r>
+                                  <w:t>Auth</w:t>
+                                </w:r>
+                                <w:proofErr w:type="spellEnd"/>
+                                <w:r>
+                                  <w:t xml:space="preserve"> and </w:t>
+                                </w:r>
+                                <w:proofErr w:type="spellStart"/>
+                                <w:r>
+                                  <w:t>users</w:t>
+                                </w:r>
+                                <w:proofErr w:type="spellEnd"/>
+                              </w:p>
+                            </w:txbxContent>
+                          </wps:txbx>
+                          <wps:bodyPr rot="0" spcFirstLastPara="0" vertOverflow="overflow" horzOverflow="overflow" vert="horz" wrap="square" lIns="91440" tIns="45720" rIns="91440" bIns="45720" numCol="1" spcCol="0" rtlCol="0" fromWordArt="0" anchor="ctr" anchorCtr="0" forceAA="0" compatLnSpc="1">
+                            <a:prstTxWarp prst="textNoShape">
+                              <a:avLst/>
+                            </a:prstTxWarp>
+                            <a:noAutofit/>
+                          </wps:bodyPr>
+                        </wps:wsp>
+                        <wps:wsp>
+                          <wps:cNvPr id="47938004" name="Rectangle 2"/>
+                          <wps:cNvSpPr/>
+                          <wps:spPr>
+                            <a:xfrm>
+                              <a:off x="1581968" y="589030"/>
+                              <a:ext cx="1152000" cy="576000"/>
+                            </a:xfrm>
+                            <a:prstGeom prst="rect">
+                              <a:avLst/>
+                            </a:prstGeom>
+                          </wps:spPr>
+                          <wps:style>
+                            <a:lnRef idx="1">
+                              <a:schemeClr val="accent6"/>
+                            </a:lnRef>
+                            <a:fillRef idx="2">
+                              <a:schemeClr val="accent6"/>
+                            </a:fillRef>
+                            <a:effectRef idx="1">
+                              <a:schemeClr val="accent6"/>
+                            </a:effectRef>
+                            <a:fontRef idx="minor">
+                              <a:schemeClr val="dk1"/>
+                            </a:fontRef>
+                          </wps:style>
+                          <wps:txbx>
+                            <w:txbxContent>
+                              <w:p>
+                                <w:pPr>
+                                  <w:jc w:val="center"/>
+                                </w:pPr>
+                                <w:proofErr w:type="spellStart"/>
+                                <w:r>
+                                  <w:t>Products</w:t>
+                                </w:r>
+                                <w:proofErr w:type="spellEnd"/>
+                                <w:r>
+                                  <w:t xml:space="preserve"> and </w:t>
+                                </w:r>
+                                <w:proofErr w:type="spellStart"/>
+                                <w:r>
+                                  <w:t>cataglog</w:t>
+                                </w:r>
+                                <w:proofErr w:type="spellEnd"/>
+                              </w:p>
+                            </w:txbxContent>
+                          </wps:txbx>
+                          <wps:bodyPr rot="0" spcFirstLastPara="0" vertOverflow="overflow" horzOverflow="overflow" vert="horz" wrap="square" lIns="91440" tIns="45720" rIns="91440" bIns="45720" numCol="1" spcCol="0" rtlCol="0" fromWordArt="0" anchor="ctr" anchorCtr="0" forceAA="0" compatLnSpc="1">
+                            <a:prstTxWarp prst="textNoShape">
+                              <a:avLst/>
+                            </a:prstTxWarp>
+                            <a:noAutofit/>
+                          </wps:bodyPr>
+                        </wps:wsp>
+                        <wps:wsp>
+                          <wps:cNvPr id="1444808026" name="Rectangle 2"/>
+                          <wps:cNvSpPr/>
+                          <wps:spPr>
+                            <a:xfrm>
+                              <a:off x="2922714" y="589030"/>
+                              <a:ext cx="1152000" cy="576000"/>
+                            </a:xfrm>
+                            <a:prstGeom prst="rect">
+                              <a:avLst/>
+                            </a:prstGeom>
+                          </wps:spPr>
+                          <wps:style>
+                            <a:lnRef idx="1">
+                              <a:schemeClr val="accent2"/>
+                            </a:lnRef>
+                            <a:fillRef idx="2">
+                              <a:schemeClr val="accent2"/>
+                            </a:fillRef>
+                            <a:effectRef idx="1">
+                              <a:schemeClr val="accent2"/>
+                            </a:effectRef>
+                            <a:fontRef idx="minor">
+                              <a:schemeClr val="dk1"/>
+                            </a:fontRef>
+                          </wps:style>
+                          <wps:txbx>
+                            <w:txbxContent>
+                              <w:p>
+                                <w:pPr>
+                                  <w:jc w:val="center"/>
+                                </w:pPr>
+                                <w:proofErr w:type="spellStart"/>
+                                <w:r>
+                                  <w:t>Orders</w:t>
+                                </w:r>
+                                <w:proofErr w:type="spellEnd"/>
+                                <w:r>
+                                  <w:t xml:space="preserve"> and </w:t>
+                                </w:r>
+                                <w:proofErr w:type="spellStart"/>
+                                <w:r>
+                                  <w:t>payments</w:t>
+                                </w:r>
+                                <w:proofErr w:type="spellEnd"/>
+                              </w:p>
+                            </w:txbxContent>
+                          </wps:txbx>
+                          <wps:bodyPr rot="0" spcFirstLastPara="0" vertOverflow="overflow" horzOverflow="overflow" vert="horz" wrap="square" lIns="91440" tIns="45720" rIns="91440" bIns="45720" numCol="1" spcCol="0" rtlCol="0" fromWordArt="0" anchor="ctr" anchorCtr="0" forceAA="0" compatLnSpc="1">
+                            <a:prstTxWarp prst="textNoShape">
+                              <a:avLst/>
+                            </a:prstTxWarp>
+                            <a:noAutofit/>
+                          </wps:bodyPr>
+                        </wps:wsp>
+                        <wps:wsp>
+                          <wps:cNvPr id="1927178753" name="Rectangle 2"/>
+                          <wps:cNvSpPr/>
+                          <wps:spPr>
+                            <a:xfrm>
+                              <a:off x="246832" y="1267818"/>
+                              <a:ext cx="1151890" cy="575945"/>
+                            </a:xfrm>
+                            <a:prstGeom prst="rect">
+                              <a:avLst/>
+                            </a:prstGeom>
+                          </wps:spPr>
+                          <wps:style>
+                            <a:lnRef idx="1">
+                              <a:schemeClr val="accent4"/>
+                            </a:lnRef>
+                            <a:fillRef idx="2">
+                              <a:schemeClr val="accent4"/>
+                            </a:fillRef>
+                            <a:effectRef idx="1">
+                              <a:schemeClr val="accent4"/>
+                            </a:effectRef>
+                            <a:fontRef idx="minor">
+                              <a:schemeClr val="dk1"/>
+                            </a:fontRef>
+                          </wps:style>
+                          <wps:txbx>
+                            <w:txbxContent>
+                              <w:p>
+                                <w:pPr>
+                                  <w:jc w:val="center"/>
+                                </w:pPr>
+                                <w:r>
+                                  <w:t>Notifications</w:t>
+                                </w:r>
+                              </w:p>
+                            </w:txbxContent>
+                          </wps:txbx>
+                          <wps:bodyPr rot="0" spcFirstLastPara="0" vertOverflow="overflow" horzOverflow="overflow" vert="horz" wrap="square" lIns="91440" tIns="45720" rIns="91440" bIns="45720" numCol="1" spcCol="0" rtlCol="0" fromWordArt="0" anchor="ctr" anchorCtr="0" forceAA="0" compatLnSpc="1">
+                            <a:prstTxWarp prst="textNoShape">
+                              <a:avLst/>
+                            </a:prstTxWarp>
+                            <a:noAutofit/>
+                          </wps:bodyPr>
+                        </wps:wsp>
+                        <wps:wsp>
+                          <wps:cNvPr id="338328006" name="Rectangle 2"/>
+                          <wps:cNvSpPr/>
+                          <wps:spPr>
+                            <a:xfrm>
+                              <a:off x="2922714" y="1267818"/>
+                              <a:ext cx="1151890" cy="575945"/>
+                            </a:xfrm>
+                            <a:prstGeom prst="rect">
+                              <a:avLst/>
+                            </a:prstGeom>
+                          </wps:spPr>
+                          <wps:style>
+                            <a:lnRef idx="1">
+                              <a:schemeClr val="accent1"/>
+                            </a:lnRef>
+                            <a:fillRef idx="2">
+                              <a:schemeClr val="accent1"/>
+                            </a:fillRef>
+                            <a:effectRef idx="1">
+                              <a:schemeClr val="accent1"/>
+                            </a:effectRef>
+                            <a:fontRef idx="minor">
+                              <a:schemeClr val="dk1"/>
+                            </a:fontRef>
+                          </wps:style>
+                          <wps:txbx>
+                            <w:txbxContent>
+                              <w:p>
+                                <w:pPr>
+                                  <w:jc w:val="center"/>
+                                </w:pPr>
+                                <w:proofErr w:type="spellStart"/>
+                                <w:r>
+                                  <w:t>Reporting</w:t>
+                                </w:r>
+                                <w:proofErr w:type="spellEnd"/>
+                                <w:r>
+                                  <w:t xml:space="preserve"> (iText PDF)</w:t>
+                                </w:r>
+                              </w:p>
+                            </w:txbxContent>
+                          </wps:txbx>
+                          <wps:bodyPr rot="0" spcFirstLastPara="0" vertOverflow="overflow" horzOverflow="overflow" vert="horz" wrap="square" lIns="91440" tIns="45720" rIns="91440" bIns="45720" numCol="1" spcCol="0" rtlCol="0" fromWordArt="0" anchor="ctr" anchorCtr="0" forceAA="0" compatLnSpc="1">
+                            <a:prstTxWarp prst="textNoShape">
+                              <a:avLst/>
+                            </a:prstTxWarp>
+                            <a:noAutofit/>
+                          </wps:bodyPr>
+                        </wps:wsp>
+                        <wps:wsp>
+                          <wps:cNvPr id="486014050" name="Rectangle 2"/>
+                          <wps:cNvSpPr/>
+                          <wps:spPr>
+                            <a:xfrm>
+                              <a:off x="1581968" y="1267818"/>
+                              <a:ext cx="1151890" cy="575945"/>
+                            </a:xfrm>
+                            <a:prstGeom prst="rect">
+                              <a:avLst/>
+                            </a:prstGeom>
+                          </wps:spPr>
+                          <wps:style>
+                            <a:lnRef idx="1">
+                              <a:schemeClr val="dk1"/>
+                            </a:lnRef>
+                            <a:fillRef idx="2">
+                              <a:schemeClr val="dk1"/>
+                            </a:fillRef>
+                            <a:effectRef idx="1">
+                              <a:schemeClr val="dk1"/>
+                            </a:effectRef>
+                            <a:fontRef idx="minor">
+                              <a:schemeClr val="dk1"/>
+                            </a:fontRef>
+                          </wps:style>
+                          <wps:txbx>
+                            <w:txbxContent>
+                              <w:p>
+                                <w:pPr>
+                                  <w:jc w:val="center"/>
+                                </w:pPr>
+                                <w:r>
+                                  <w:t>ERP/WMS Sync</w:t>
+                                </w:r>
+                              </w:p>
+                            </w:txbxContent>
+                          </wps:txbx>
+                          <wps:bodyPr rot="0" spcFirstLastPara="0" vertOverflow="overflow" horzOverflow="overflow" vert="horz" wrap="square" lIns="91440" tIns="45720" rIns="91440" bIns="45720" numCol="1" spcCol="0" rtlCol="0" fromWordArt="0" anchor="ctr" anchorCtr="0" forceAA="0" compatLnSpc="1">
+                            <a:prstTxWarp prst="textNoShape">
+                              <a:avLst/>
+                            </a:prstTxWarp>
+                            <a:noAutofit/>
+                          </wps:bodyPr>
+                        </wps:wsp>
+                      </wpg:grpSp>
                       <wps:wsp>
-                        <wps:cNvPr id="966300036" name="Rectangle 2"/>
+                        <wps:cNvPr id="54920456" name="Rectangle 1"/>
                         <wps:cNvSpPr/>
                         <wps:spPr>
                           <a:xfrm>
-                            <a:off x="246832" y="1267818"/>
-                            <a:ext cx="1151890" cy="575945"/>
+                            <a:off x="7315" y="3050438"/>
+                            <a:ext cx="4246631" cy="527323"/>
                           </a:xfrm>
                           <a:prstGeom prst="rect">
                             <a:avLst/>
@@ -3429,16 +2661,16 @@
                         </wps:spPr>
                         <wps:style>
                           <a:lnRef idx="1">
-                            <a:schemeClr val="accent4"/>
+                            <a:schemeClr val="accent5"/>
                           </a:lnRef>
-                          <a:fillRef idx="2">
-                            <a:schemeClr val="accent4"/>
+                          <a:fillRef idx="3">
+                            <a:schemeClr val="accent5"/>
                           </a:fillRef>
-                          <a:effectRef idx="1">
-                            <a:schemeClr val="accent4"/>
+                          <a:effectRef idx="2">
+                            <a:schemeClr val="accent5"/>
                           </a:effectRef>
                           <a:fontRef idx="minor">
-                            <a:schemeClr val="dk1"/>
+                            <a:schemeClr val="lt1"/>
                           </a:fontRef>
                         </wps:style>
                         <wps:txbx>
@@ -3448,7 +2680,39 @@
                                 <w:jc w:val="center"/>
                               </w:pPr>
                               <w:r>
-                                <w:t>Notifications</w:t>
+                                <w:t>Systèmes externes</w:t>
+                              </w:r>
+                            </w:p>
+                            <w:p>
+                              <w:pPr>
+                                <w:jc w:val="center"/>
+                              </w:pPr>
+                              <w:r>
+                                <w:t>(</w:t>
+                              </w:r>
+                              <w:proofErr w:type="gramStart"/>
+                              <w:r>
+                                <w:t>ERP ,</w:t>
+                              </w:r>
+                              <w:proofErr w:type="gramEnd"/>
+                              <w:r>
+                                <w:t xml:space="preserve"> </w:t>
+                              </w:r>
+                              <w:proofErr w:type="gramStart"/>
+                              <w:r>
+                                <w:t>WMS ,</w:t>
+                              </w:r>
+                              <w:proofErr w:type="gramEnd"/>
+                              <w:r>
+                                <w:t xml:space="preserve"> </w:t>
+                              </w:r>
+                              <w:proofErr w:type="gramStart"/>
+                              <w:r>
+                                <w:t>CIB ,</w:t>
+                              </w:r>
+                              <w:proofErr w:type="gramEnd"/>
+                              <w:r>
+                                <w:t xml:space="preserve"> BARIDIMOB)</w:t>
                               </w:r>
                             </w:p>
                           </w:txbxContent>
@@ -3461,49 +2725,40 @@
                         </wps:bodyPr>
                       </wps:wsp>
                       <wps:wsp>
-                        <wps:cNvPr id="1468653661" name="Rectangle 2"/>
-                        <wps:cNvSpPr/>
+                        <wps:cNvPr id="376688005" name="Text Box 7"/>
+                        <wps:cNvSpPr txBox="1"/>
                         <wps:spPr>
                           <a:xfrm>
-                            <a:off x="2922714" y="1267818"/>
-                            <a:ext cx="1151890" cy="575945"/>
+                            <a:off x="2099437" y="643706"/>
+                            <a:ext cx="1079500" cy="280035"/>
                           </a:xfrm>
                           <a:prstGeom prst="rect">
                             <a:avLst/>
                           </a:prstGeom>
+                          <a:solidFill>
+                            <a:schemeClr val="lt1"/>
+                          </a:solidFill>
+                          <a:ln w="6350">
+                            <a:solidFill>
+                              <a:prstClr val="black"/>
+                            </a:solidFill>
+                          </a:ln>
                         </wps:spPr>
-                        <wps:style>
-                          <a:lnRef idx="1">
-                            <a:schemeClr val="accent1"/>
-                          </a:lnRef>
-                          <a:fillRef idx="2">
-                            <a:schemeClr val="accent1"/>
-                          </a:fillRef>
-                          <a:effectRef idx="1">
-                            <a:schemeClr val="accent1"/>
-                          </a:effectRef>
-                          <a:fontRef idx="minor">
-                            <a:schemeClr val="dk1"/>
-                          </a:fontRef>
-                        </wps:style>
                         <wps:txbx>
                           <w:txbxContent>
                             <w:p>
-                              <w:pPr>
-                                <w:jc w:val="center"/>
-                              </w:pPr>
+                              <w:r>
+                                <w:t>HTTPS/</w:t>
+                              </w:r>
                               <w:proofErr w:type="spellStart"/>
                               <w:r>
-                                <w:t>Reporting</w:t>
+                                <w:t>GraphQl</w:t>
                               </w:r>
                               <w:proofErr w:type="spellEnd"/>
-                              <w:r>
-                                <w:t xml:space="preserve"> (iText PDF)</w:t>
-                              </w:r>
                             </w:p>
                           </w:txbxContent>
                         </wps:txbx>
-                        <wps:bodyPr rot="0" spcFirstLastPara="0" vertOverflow="overflow" horzOverflow="overflow" vert="horz" wrap="square" lIns="91440" tIns="45720" rIns="91440" bIns="45720" numCol="1" spcCol="0" rtlCol="0" fromWordArt="0" anchor="ctr" anchorCtr="0" forceAA="0" compatLnSpc="1">
+                        <wps:bodyPr rot="0" spcFirstLastPara="0" vertOverflow="overflow" horzOverflow="overflow" vert="horz" wrap="none" lIns="91440" tIns="45720" rIns="91440" bIns="45720" numCol="1" spcCol="0" rtlCol="0" fromWordArt="0" anchor="t" anchorCtr="0" forceAA="0" compatLnSpc="1">
                           <a:prstTxWarp prst="textNoShape">
                             <a:avLst/>
                           </a:prstTxWarp>
@@ -3511,131 +2766,113 @@
                         </wps:bodyPr>
                       </wps:wsp>
                       <wps:wsp>
-                        <wps:cNvPr id="1247772581" name="Rectangle 2"/>
-                        <wps:cNvSpPr/>
+                        <wps:cNvPr id="2058870446" name="Text Box 7"/>
+                        <wps:cNvSpPr txBox="1"/>
                         <wps:spPr>
                           <a:xfrm>
-                            <a:off x="1581968" y="1267818"/>
-                            <a:ext cx="1151890" cy="575945"/>
+                            <a:off x="2231110" y="2691864"/>
+                            <a:ext cx="685800" cy="280035"/>
                           </a:xfrm>
                           <a:prstGeom prst="rect">
                             <a:avLst/>
                           </a:prstGeom>
+                          <a:solidFill>
+                            <a:schemeClr val="lt1"/>
+                          </a:solidFill>
+                          <a:ln w="6350">
+                            <a:solidFill>
+                              <a:prstClr val="black"/>
+                            </a:solidFill>
+                          </a:ln>
                         </wps:spPr>
-                        <wps:style>
-                          <a:lnRef idx="1">
-                            <a:schemeClr val="dk1"/>
-                          </a:lnRef>
-                          <a:fillRef idx="2">
-                            <a:schemeClr val="dk1"/>
-                          </a:fillRef>
-                          <a:effectRef idx="1">
-                            <a:schemeClr val="dk1"/>
-                          </a:effectRef>
-                          <a:fontRef idx="minor">
-                            <a:schemeClr val="dk1"/>
-                          </a:fontRef>
-                        </wps:style>
                         <wps:txbx>
                           <w:txbxContent>
                             <w:p>
-                              <w:pPr>
-                                <w:jc w:val="center"/>
-                              </w:pPr>
                               <w:r>
-                                <w:t>ERP/WMS Sync</w:t>
+                                <w:t>API REST</w:t>
                               </w:r>
                             </w:p>
                           </w:txbxContent>
                         </wps:txbx>
-                        <wps:bodyPr rot="0" spcFirstLastPara="0" vertOverflow="overflow" horzOverflow="overflow" vert="horz" wrap="square" lIns="91440" tIns="45720" rIns="91440" bIns="45720" numCol="1" spcCol="0" rtlCol="0" fromWordArt="0" anchor="ctr" anchorCtr="0" forceAA="0" compatLnSpc="1">
+                        <wps:bodyPr rot="0" spcFirstLastPara="0" vertOverflow="overflow" horzOverflow="overflow" vert="horz" wrap="none" lIns="91440" tIns="45720" rIns="91440" bIns="45720" numCol="1" spcCol="0" rtlCol="0" fromWordArt="0" anchor="t" anchorCtr="0" forceAA="0" compatLnSpc="1">
                           <a:prstTxWarp prst="textNoShape">
                             <a:avLst/>
                           </a:prstTxWarp>
                           <a:noAutofit/>
                         </wps:bodyPr>
                       </wps:wsp>
+                      <wps:wsp>
+                        <wps:cNvPr id="661485391" name="Straight Arrow Connector 8"/>
+                        <wps:cNvCnPr/>
+                        <wps:spPr>
+                          <a:xfrm>
+                            <a:off x="1926945" y="585216"/>
+                            <a:ext cx="0" cy="359519"/>
+                          </a:xfrm>
+                          <a:prstGeom prst="straightConnector1">
+                            <a:avLst/>
+                          </a:prstGeom>
+                          <a:ln>
+                            <a:tailEnd type="triangle"/>
+                          </a:ln>
+                        </wps:spPr>
+                        <wps:style>
+                          <a:lnRef idx="1">
+                            <a:schemeClr val="accent1"/>
+                          </a:lnRef>
+                          <a:fillRef idx="0">
+                            <a:schemeClr val="accent1"/>
+                          </a:fillRef>
+                          <a:effectRef idx="0">
+                            <a:schemeClr val="accent1"/>
+                          </a:effectRef>
+                          <a:fontRef idx="minor">
+                            <a:schemeClr val="tx1"/>
+                          </a:fontRef>
+                        </wps:style>
+                        <wps:bodyPr/>
+                      </wps:wsp>
+                      <wps:wsp>
+                        <wps:cNvPr id="1610496419" name="Straight Arrow Connector 9"/>
+                        <wps:cNvCnPr/>
+                        <wps:spPr>
+                          <a:xfrm>
+                            <a:off x="1970836" y="2633472"/>
+                            <a:ext cx="0" cy="336550"/>
+                          </a:xfrm>
+                          <a:prstGeom prst="straightConnector1">
+                            <a:avLst/>
+                          </a:prstGeom>
+                          <a:ln>
+                            <a:tailEnd type="triangle"/>
+                          </a:ln>
+                        </wps:spPr>
+                        <wps:style>
+                          <a:lnRef idx="1">
+                            <a:schemeClr val="accent1"/>
+                          </a:lnRef>
+                          <a:fillRef idx="0">
+                            <a:schemeClr val="accent1"/>
+                          </a:fillRef>
+                          <a:effectRef idx="0">
+                            <a:schemeClr val="accent1"/>
+                          </a:effectRef>
+                          <a:fontRef idx="minor">
+                            <a:schemeClr val="tx1"/>
+                          </a:fontRef>
+                        </wps:style>
+                        <wps:bodyPr/>
+                      </wps:wsp>
                     </wpg:wgp>
                   </a:graphicData>
                 </a:graphic>
-                <wp14:sizeRelV relativeFrom="margin">
-                  <wp14:pctHeight>0</wp14:pctHeight>
-                </wp14:sizeRelV>
               </wp:anchor>
             </w:drawing>
           </mc:Choice>
           <mc:Fallback>
             <w:pict>
-              <v:group w14:anchorId="13F3FE5E" id="Group 4" o:spid="_x0000_s1028" style="position:absolute;margin-left:79.75pt;margin-top:1.05pt;width:334.35pt;height:129.8pt;z-index:251672576;mso-height-relative:margin" coordorigin=",3309" coordsize="42462,16489" o:gfxdata="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">
-                <v:rect id="_x0000_s1029" style="position:absolute;top:3309;width:42462;height:16490;visibility:visible;mso-wrap-style:square;v-text-anchor:middle" o:gfxdata="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" fillcolor="#c3c3c3 [2166]" strokecolor="#a5a5a5 [3206]" strokeweight=".5pt">
-                  <v:fill color2="#b6b6b6 [2614]" rotate="t" colors="0 #d2d2d2;.5 #c8c8c8;1 silver" focus="100%" type="gradient">
-                    <o:fill v:ext="view" type="gradientUnscaled"/>
-                  </v:fill>
-                  <v:textbox>
-                    <w:txbxContent>
-                      <w:p>
-                        <w:pPr>
-                          <w:jc w:val="center"/>
-                        </w:pPr>
-                      </w:p>
-                    </w:txbxContent>
-                  </v:textbox>
-                </v:rect>
-                <v:rect id="Rectangle 2" o:spid="_x0000_s1030" style="position:absolute;left:2468;top:5722;width:11520;height:5760;visibility:visible;mso-wrap-style:square;v-text-anchor:middle" o:gfxdata="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" fillcolor="#82a0d7 [2168]" strokecolor="#4472c4 [3208]" strokeweight=".5pt">
-                  <v:fill color2="#678ccf [2616]" rotate="t" colors="0 #a8b7df;.5 #9aabd9;1 #879ed7" focus="100%" type="gradient">
-                    <o:fill v:ext="view" type="gradientUnscaled"/>
-                  </v:fill>
-                  <v:textbox>
-                    <w:txbxContent>
-                      <w:p>
-                        <w:pPr>
-                          <w:jc w:val="center"/>
-                        </w:pPr>
-                        <w:proofErr w:type="spellStart"/>
-                        <w:r>
-                          <w:t>Auth</w:t>
-                        </w:r>
-                        <w:proofErr w:type="spellEnd"/>
-                        <w:r>
-                          <w:t xml:space="preserve"> and </w:t>
-                        </w:r>
-                        <w:proofErr w:type="spellStart"/>
-                        <w:r>
-                          <w:t>users</w:t>
-                        </w:r>
-                        <w:proofErr w:type="spellEnd"/>
-                      </w:p>
-                    </w:txbxContent>
-                  </v:textbox>
-                </v:rect>
-                <v:rect id="Rectangle 2" o:spid="_x0000_s1031" style="position:absolute;left:15819;top:5890;width:11520;height:5760;visibility:visible;mso-wrap-style:square;v-text-anchor:middle" o:gfxdata="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" fillcolor="#9ecb81 [2169]" strokecolor="#70ad47 [3209]" strokeweight=".5pt">
-                  <v:fill color2="#8ac066 [2617]" rotate="t" colors="0 #b5d5a7;.5 #aace99;1 #9cca86" focus="100%" type="gradient">
-                    <o:fill v:ext="view" type="gradientUnscaled"/>
-                  </v:fill>
-                  <v:textbox>
-                    <w:txbxContent>
-                      <w:p>
-                        <w:pPr>
-                          <w:jc w:val="center"/>
-                        </w:pPr>
-                        <w:proofErr w:type="spellStart"/>
-                        <w:r>
-                          <w:t>Products</w:t>
-                        </w:r>
-                        <w:proofErr w:type="spellEnd"/>
-                        <w:r>
-                          <w:t xml:space="preserve"> and </w:t>
-                        </w:r>
-                        <w:proofErr w:type="spellStart"/>
-                        <w:r>
-                          <w:t>cataglog</w:t>
-                        </w:r>
-                        <w:proofErr w:type="spellEnd"/>
-                      </w:p>
-                    </w:txbxContent>
-                  </v:textbox>
-                </v:rect>
-                <v:rect id="Rectangle 2" o:spid="_x0000_s1032" style="position:absolute;left:29227;top:5890;width:11520;height:5760;visibility:visible;mso-wrap-style:square;v-text-anchor:middle" o:gfxdata="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" fillcolor="#f3a875 [2165]" strokecolor="#ed7d31 [3205]" strokeweight=".5pt">
+              <v:group w14:anchorId="75ABF136" id="Group 14" o:spid="_x0000_s1026" style="position:absolute;margin-left:77.35pt;margin-top:27.5pt;width:336.65pt;height:281.7pt;z-index:251681792" coordsize="42755,35777" o:gfxdata="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">
+                <v:rect id="Rectangle 1" o:spid="_x0000_s1027" style="position:absolute;width:42466;height:5834;visibility:visible;mso-wrap-style:square;v-text-anchor:middle" o:gfxdata="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" fillcolor="#f3a875 [2165]" strokecolor="#ed7d31 [3205]" strokeweight=".5pt">
                   <v:fill color2="#f09558 [2613]" rotate="t" colors="0 #f7bda4;.5 #f5b195;1 #f8a581" focus="100%" type="gradient">
                     <o:fill v:ext="view" type="gradientUnscaled"/>
                   </v:fill>
@@ -3645,25 +2882,184 @@
                         <w:pPr>
                           <w:jc w:val="center"/>
                         </w:pPr>
+                        <w:r>
+                          <w:t>Clients/utilisateurs</w:t>
+                        </w:r>
+                        <w:r>
+                          <w:t xml:space="preserve"> (</w:t>
+                        </w:r>
                         <w:proofErr w:type="spellStart"/>
+                        <w:proofErr w:type="gramStart"/>
                         <w:r>
-                          <w:t>Orders</w:t>
+                          <w:t>web,mobile</w:t>
+                        </w:r>
+                        <w:proofErr w:type="gramEnd"/>
+                        <w:r>
+                          <w:t>,back</w:t>
                         </w:r>
                         <w:proofErr w:type="spellEnd"/>
                         <w:r>
-                          <w:t xml:space="preserve"> and </w:t>
+                          <w:t>-office)</w:t>
                         </w:r>
-                        <w:proofErr w:type="spellStart"/>
-                        <w:r>
-                          <w:t>payments</w:t>
-                        </w:r>
-                        <w:proofErr w:type="spellEnd"/>
                       </w:p>
                     </w:txbxContent>
                   </v:textbox>
                 </v:rect>
-                <v:rect id="Rectangle 2" o:spid="_x0000_s1033" style="position:absolute;left:2468;top:12678;width:11519;height:5759;visibility:visible;mso-wrap-style:square;v-text-anchor:middle" o:gfxdata="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" fillcolor="#ffd555 [2167]" strokecolor="#ffc000 [3207]" strokeweight=".5pt">
-                  <v:fill color2="#ffcc31 [2615]" rotate="t" colors="0 #ffdd9c;.5 #ffd78e;1 #ffd479" focus="100%" type="gradient">
+                <v:group id="Group 4" o:spid="_x0000_s1028" style="position:absolute;left:292;top:9875;width:42463;height:16485" coordorigin=",3309" coordsize="42462,16489" o:gfxdata="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">
+                  <v:rect id="Rectangle 1" o:spid="_x0000_s1029" style="position:absolute;top:3309;width:42462;height:16490;visibility:visible;mso-wrap-style:square;v-text-anchor:middle" o:gfxdata="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" fillcolor="#c3c3c3 [2166]" strokecolor="#a5a5a5 [3206]" strokeweight=".5pt">
+                    <v:fill color2="#b6b6b6 [2614]" rotate="t" colors="0 #d2d2d2;.5 #c8c8c8;1 silver" focus="100%" type="gradient">
+                      <o:fill v:ext="view" type="gradientUnscaled"/>
+                    </v:fill>
+                    <v:textbox>
+                      <w:txbxContent>
+                        <w:p>
+                          <w:pPr>
+                            <w:jc w:val="center"/>
+                          </w:pPr>
+                        </w:p>
+                      </w:txbxContent>
+                    </v:textbox>
+                  </v:rect>
+                  <v:rect id="Rectangle 2" o:spid="_x0000_s1030" style="position:absolute;left:2468;top:5722;width:11520;height:5760;visibility:visible;mso-wrap-style:square;v-text-anchor:middle" o:gfxdata="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" fillcolor="#82a0d7 [2168]" strokecolor="#4472c4 [3208]" strokeweight=".5pt">
+                    <v:fill color2="#678ccf [2616]" rotate="t" colors="0 #a8b7df;.5 #9aabd9;1 #879ed7" focus="100%" type="gradient">
+                      <o:fill v:ext="view" type="gradientUnscaled"/>
+                    </v:fill>
+                    <v:textbox>
+                      <w:txbxContent>
+                        <w:p>
+                          <w:pPr>
+                            <w:jc w:val="center"/>
+                          </w:pPr>
+                          <w:proofErr w:type="spellStart"/>
+                          <w:r>
+                            <w:t>Auth</w:t>
+                          </w:r>
+                          <w:proofErr w:type="spellEnd"/>
+                          <w:r>
+                            <w:t xml:space="preserve"> and </w:t>
+                          </w:r>
+                          <w:proofErr w:type="spellStart"/>
+                          <w:r>
+                            <w:t>users</w:t>
+                          </w:r>
+                          <w:proofErr w:type="spellEnd"/>
+                        </w:p>
+                      </w:txbxContent>
+                    </v:textbox>
+                  </v:rect>
+                  <v:rect id="Rectangle 2" o:spid="_x0000_s1031" style="position:absolute;left:15819;top:5890;width:11520;height:5760;visibility:visible;mso-wrap-style:square;v-text-anchor:middle" o:gfxdata="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" fillcolor="#9ecb81 [2169]" strokecolor="#70ad47 [3209]" strokeweight=".5pt">
+                    <v:fill color2="#8ac066 [2617]" rotate="t" colors="0 #b5d5a7;.5 #aace99;1 #9cca86" focus="100%" type="gradient">
+                      <o:fill v:ext="view" type="gradientUnscaled"/>
+                    </v:fill>
+                    <v:textbox>
+                      <w:txbxContent>
+                        <w:p>
+                          <w:pPr>
+                            <w:jc w:val="center"/>
+                          </w:pPr>
+                          <w:proofErr w:type="spellStart"/>
+                          <w:r>
+                            <w:t>Products</w:t>
+                          </w:r>
+                          <w:proofErr w:type="spellEnd"/>
+                          <w:r>
+                            <w:t xml:space="preserve"> and </w:t>
+                          </w:r>
+                          <w:proofErr w:type="spellStart"/>
+                          <w:r>
+                            <w:t>cataglog</w:t>
+                          </w:r>
+                          <w:proofErr w:type="spellEnd"/>
+                        </w:p>
+                      </w:txbxContent>
+                    </v:textbox>
+                  </v:rect>
+                  <v:rect id="Rectangle 2" o:spid="_x0000_s1032" style="position:absolute;left:29227;top:5890;width:11520;height:5760;visibility:visible;mso-wrap-style:square;v-text-anchor:middle" o:gfxdata="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" fillcolor="#f3a875 [2165]" strokecolor="#ed7d31 [3205]" strokeweight=".5pt">
+                    <v:fill color2="#f09558 [2613]" rotate="t" colors="0 #f7bda4;.5 #f5b195;1 #f8a581" focus="100%" type="gradient">
+                      <o:fill v:ext="view" type="gradientUnscaled"/>
+                    </v:fill>
+                    <v:textbox>
+                      <w:txbxContent>
+                        <w:p>
+                          <w:pPr>
+                            <w:jc w:val="center"/>
+                          </w:pPr>
+                          <w:proofErr w:type="spellStart"/>
+                          <w:r>
+                            <w:t>Orders</w:t>
+                          </w:r>
+                          <w:proofErr w:type="spellEnd"/>
+                          <w:r>
+                            <w:t xml:space="preserve"> and </w:t>
+                          </w:r>
+                          <w:proofErr w:type="spellStart"/>
+                          <w:r>
+                            <w:t>payments</w:t>
+                          </w:r>
+                          <w:proofErr w:type="spellEnd"/>
+                        </w:p>
+                      </w:txbxContent>
+                    </v:textbox>
+                  </v:rect>
+                  <v:rect id="Rectangle 2" o:spid="_x0000_s1033" style="position:absolute;left:2468;top:12678;width:11519;height:5759;visibility:visible;mso-wrap-style:square;v-text-anchor:middle" o:gfxdata="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" fillcolor="#ffd555 [2167]" strokecolor="#ffc000 [3207]" strokeweight=".5pt">
+                    <v:fill color2="#ffcc31 [2615]" rotate="t" colors="0 #ffdd9c;.5 #ffd78e;1 #ffd479" focus="100%" type="gradient">
+                      <o:fill v:ext="view" type="gradientUnscaled"/>
+                    </v:fill>
+                    <v:textbox>
+                      <w:txbxContent>
+                        <w:p>
+                          <w:pPr>
+                            <w:jc w:val="center"/>
+                          </w:pPr>
+                          <w:r>
+                            <w:t>Notifications</w:t>
+                          </w:r>
+                        </w:p>
+                      </w:txbxContent>
+                    </v:textbox>
+                  </v:rect>
+                  <v:rect id="Rectangle 2" o:spid="_x0000_s1034" style="position:absolute;left:29227;top:12678;width:11519;height:5759;visibility:visible;mso-wrap-style:square;v-text-anchor:middle" o:gfxdata="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" fillcolor="#91bce3 [2164]" strokecolor="#5b9bd5 [3204]" strokeweight=".5pt">
+                    <v:fill color2="#7aaddd [2612]" rotate="t" colors="0 #b1cbe9;.5 #a3c1e5;1 #92b9e4" focus="100%" type="gradient">
+                      <o:fill v:ext="view" type="gradientUnscaled"/>
+                    </v:fill>
+                    <v:textbox>
+                      <w:txbxContent>
+                        <w:p>
+                          <w:pPr>
+                            <w:jc w:val="center"/>
+                          </w:pPr>
+                          <w:proofErr w:type="spellStart"/>
+                          <w:r>
+                            <w:t>Reporting</w:t>
+                          </w:r>
+                          <w:proofErr w:type="spellEnd"/>
+                          <w:r>
+                            <w:t xml:space="preserve"> (iText PDF)</w:t>
+                          </w:r>
+                        </w:p>
+                      </w:txbxContent>
+                    </v:textbox>
+                  </v:rect>
+                  <v:rect id="Rectangle 2" o:spid="_x0000_s1035" style="position:absolute;left:15819;top:12678;width:11519;height:5759;visibility:visible;mso-wrap-style:square;v-text-anchor:middle" o:gfxdata="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" fillcolor="#555 [2160]" strokecolor="black [3200]" strokeweight=".5pt">
+                    <v:fill color2="#313131 [2608]" rotate="t" colors="0 #9b9b9b;.5 #8e8e8e;1 #797979" focus="100%" type="gradient">
+                      <o:fill v:ext="view" type="gradientUnscaled"/>
+                    </v:fill>
+                    <v:textbox>
+                      <w:txbxContent>
+                        <w:p>
+                          <w:pPr>
+                            <w:jc w:val="center"/>
+                          </w:pPr>
+                          <w:r>
+                            <w:t>ERP/WMS Sync</w:t>
+                          </w:r>
+                        </w:p>
+                      </w:txbxContent>
+                    </v:textbox>
+                  </v:rect>
+                </v:group>
+                <v:rect id="Rectangle 1" o:spid="_x0000_s1036" style="position:absolute;left:73;top:30504;width:42466;height:5273;visibility:visible;mso-wrap-style:square;v-text-anchor:middle" o:gfxdata="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" fillcolor="#4f7ac7 [3032]" strokecolor="#4472c4 [3208]" strokeweight=".5pt">
+                  <v:fill color2="#416fc3 [3176]" rotate="t" colors="0 #6083cb;.5 #3e70ca;1 #2e61ba" focus="100%" type="gradient">
                     <o:fill v:ext="view" type="gradientUnscaled"/>
                   </v:fill>
                   <v:textbox>
@@ -3673,56 +3069,99 @@
                           <w:jc w:val="center"/>
                         </w:pPr>
                         <w:r>
-                          <w:t>Notifications</w:t>
+                          <w:t>Systèmes externes</w:t>
+                        </w:r>
+                      </w:p>
+                      <w:p>
+                        <w:pPr>
+                          <w:jc w:val="center"/>
+                        </w:pPr>
+                        <w:r>
+                          <w:t>(</w:t>
+                        </w:r>
+                        <w:proofErr w:type="gramStart"/>
+                        <w:r>
+                          <w:t>ERP ,</w:t>
+                        </w:r>
+                        <w:proofErr w:type="gramEnd"/>
+                        <w:r>
+                          <w:t xml:space="preserve"> </w:t>
+                        </w:r>
+                        <w:proofErr w:type="gramStart"/>
+                        <w:r>
+                          <w:t>WMS ,</w:t>
+                        </w:r>
+                        <w:proofErr w:type="gramEnd"/>
+                        <w:r>
+                          <w:t xml:space="preserve"> </w:t>
+                        </w:r>
+                        <w:proofErr w:type="gramStart"/>
+                        <w:r>
+                          <w:t>CIB ,</w:t>
+                        </w:r>
+                        <w:proofErr w:type="gramEnd"/>
+                        <w:r>
+                          <w:t xml:space="preserve"> BARIDIMOB)</w:t>
                         </w:r>
                       </w:p>
                     </w:txbxContent>
                   </v:textbox>
                 </v:rect>
-                <v:rect id="Rectangle 2" o:spid="_x0000_s1034" style="position:absolute;left:29227;top:12678;width:11519;height:5759;visibility:visible;mso-wrap-style:square;v-text-anchor:middle" o:gfxdata="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" fillcolor="#91bce3 [2164]" strokecolor="#5b9bd5 [3204]" strokeweight=".5pt">
-                  <v:fill color2="#7aaddd [2612]" rotate="t" colors="0 #b1cbe9;.5 #a3c1e5;1 #92b9e4" focus="100%" type="gradient">
-                    <o:fill v:ext="view" type="gradientUnscaled"/>
-                  </v:fill>
+                <v:shapetype id="_x0000_t202" coordsize="21600,21600" o:spt="202" path="m,l,21600r21600,l21600,xe">
+                  <v:stroke joinstyle="miter"/>
+                  <v:path gradientshapeok="t" o:connecttype="rect"/>
+                </v:shapetype>
+                <v:shape id="Text Box 7" o:spid="_x0000_s1037" type="#_x0000_t202" style="position:absolute;left:20994;top:6437;width:10795;height:2800;visibility:visible;mso-wrap-style:none;v-text-anchor:top" o:gfxdata="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" fillcolor="white [3201]" strokeweight=".5pt">
                   <v:textbox>
                     <w:txbxContent>
                       <w:p>
-                        <w:pPr>
-                          <w:jc w:val="center"/>
-                        </w:pPr>
+                        <w:r>
+                          <w:t>HTTPS/</w:t>
+                        </w:r>
                         <w:proofErr w:type="spellStart"/>
                         <w:r>
-                          <w:t>Reporting</w:t>
+                          <w:t>GraphQl</w:t>
                         </w:r>
                         <w:proofErr w:type="spellEnd"/>
+                      </w:p>
+                    </w:txbxContent>
+                  </v:textbox>
+                </v:shape>
+                <v:shape id="Text Box 7" o:spid="_x0000_s1038" type="#_x0000_t202" style="position:absolute;left:22311;top:26918;width:6858;height:2800;visibility:visible;mso-wrap-style:none;v-text-anchor:top" o:gfxdata="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" fillcolor="white [3201]" strokeweight=".5pt">
+                  <v:textbox>
+                    <w:txbxContent>
+                      <w:p>
                         <w:r>
-                          <w:t xml:space="preserve"> (iText PDF)</w:t>
+                          <w:t>API REST</w:t>
                         </w:r>
                       </w:p>
                     </w:txbxContent>
                   </v:textbox>
-                </v:rect>
-                <v:rect id="Rectangle 2" o:spid="_x0000_s1035" style="position:absolute;left:15819;top:12678;width:11519;height:5759;visibility:visible;mso-wrap-style:square;v-text-anchor:middle" o:gfxdata="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" fillcolor="#555 [2160]" strokecolor="black [3200]" strokeweight=".5pt">
-                  <v:fill color2="#313131 [2608]" rotate="t" colors="0 #9b9b9b;.5 #8e8e8e;1 #797979" focus="100%" type="gradient">
-                    <o:fill v:ext="view" type="gradientUnscaled"/>
-                  </v:fill>
-                  <v:textbox>
-                    <w:txbxContent>
-                      <w:p>
-                        <w:pPr>
-                          <w:jc w:val="center"/>
-                        </w:pPr>
-                        <w:r>
-                          <w:t>ERP/WMS Sync</w:t>
-                        </w:r>
-                      </w:p>
-                    </w:txbxContent>
-                  </v:textbox>
-                </v:rect>
+                </v:shape>
+                <v:shapetype id="_x0000_t32" coordsize="21600,21600" o:spt="32" o:oned="t" path="m,l21600,21600e" filled="f">
+                  <v:path arrowok="t" fillok="f" o:connecttype="none"/>
+                  <o:lock v:ext="edit" shapetype="t"/>
+                </v:shapetype>
+                <v:shape id="Straight Arrow Connector 8" o:spid="_x0000_s1039" type="#_x0000_t32" style="position:absolute;left:19269;top:5852;width:0;height:3595;visibility:visible;mso-wrap-style:square" o:connectortype="straight" o:gfxdata="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" strokecolor="#5b9bd5 [3204]" strokeweight=".5pt">
+                  <v:stroke endarrow="block" joinstyle="miter"/>
+                </v:shape>
+                <v:shape id="Straight Arrow Connector 9" o:spid="_x0000_s1040" type="#_x0000_t32" style="position:absolute;left:19708;top:26334;width:0;height:3366;visibility:visible;mso-wrap-style:square" o:connectortype="straight" o:gfxdata="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" strokecolor="#5b9bd5 [3204]" strokeweight=".5pt">
+                  <v:stroke endarrow="block" joinstyle="miter"/>
+                </v:shape>
               </v:group>
             </w:pict>
           </mc:Fallback>
         </mc:AlternateContent>
       </w:r>
+      <w:r>
+        <w:rPr>
+          <w:rFonts w:ascii="Times New Roman" w:hAnsi="Times New Roman" w:cs="Times New Roman"/>
+          <w:b/>
+          <w:sz w:val="36"/>
+          <w:szCs w:val="36"/>
+        </w:rPr>
+        <w:t>3.1 Architecture Globale</w:t>
+      </w:r>
     </w:p>
     <w:p>
       <w:pPr>
@@ -4456,6 +3895,576 @@
     </w:p>
     <w:p>
       <w:pPr>
+        <w:spacing w:after="0" w:line="264" w:lineRule="auto"/>
+        <w:rPr>
+          <w:rFonts w:ascii="Arial" w:hAnsi="Arial" w:cs="Arial"/>
+          <w:sz w:val="2"/>
+          <w:szCs w:val="2"/>
+        </w:rPr>
+      </w:pPr>
+    </w:p>
+    <w:p>
+      <w:pPr>
+        <w:spacing w:after="0" w:line="264" w:lineRule="auto"/>
+        <w:rPr>
+          <w:rFonts w:ascii="Arial" w:hAnsi="Arial" w:cs="Arial"/>
+          <w:sz w:val="2"/>
+          <w:szCs w:val="2"/>
+        </w:rPr>
+      </w:pPr>
+    </w:p>
+    <w:p>
+      <w:pPr>
+        <w:spacing w:after="0" w:line="264" w:lineRule="auto"/>
+        <w:rPr>
+          <w:rFonts w:ascii="Arial" w:hAnsi="Arial" w:cs="Arial"/>
+          <w:sz w:val="2"/>
+          <w:szCs w:val="2"/>
+        </w:rPr>
+      </w:pPr>
+    </w:p>
+    <w:p>
+      <w:pPr>
+        <w:spacing w:after="0" w:line="264" w:lineRule="auto"/>
+        <w:rPr>
+          <w:rFonts w:ascii="Arial" w:hAnsi="Arial" w:cs="Arial"/>
+          <w:sz w:val="2"/>
+          <w:szCs w:val="2"/>
+        </w:rPr>
+      </w:pPr>
+    </w:p>
+    <w:p>
+      <w:pPr>
+        <w:spacing w:after="0" w:line="264" w:lineRule="auto"/>
+        <w:rPr>
+          <w:rFonts w:ascii="Arial" w:hAnsi="Arial" w:cs="Arial"/>
+          <w:sz w:val="2"/>
+          <w:szCs w:val="2"/>
+        </w:rPr>
+      </w:pPr>
+    </w:p>
+    <w:p>
+      <w:pPr>
+        <w:spacing w:after="0" w:line="264" w:lineRule="auto"/>
+        <w:rPr>
+          <w:rFonts w:ascii="Arial" w:hAnsi="Arial" w:cs="Arial"/>
+          <w:sz w:val="2"/>
+          <w:szCs w:val="2"/>
+        </w:rPr>
+      </w:pPr>
+    </w:p>
+    <w:p>
+      <w:pPr>
+        <w:spacing w:after="0" w:line="264" w:lineRule="auto"/>
+        <w:rPr>
+          <w:rFonts w:ascii="Arial" w:hAnsi="Arial" w:cs="Arial"/>
+          <w:sz w:val="2"/>
+          <w:szCs w:val="2"/>
+        </w:rPr>
+      </w:pPr>
+    </w:p>
+    <w:p>
+      <w:pPr>
+        <w:spacing w:after="0" w:line="264" w:lineRule="auto"/>
+        <w:rPr>
+          <w:rFonts w:ascii="Arial" w:hAnsi="Arial" w:cs="Arial"/>
+          <w:sz w:val="2"/>
+          <w:szCs w:val="2"/>
+        </w:rPr>
+      </w:pPr>
+    </w:p>
+    <w:p>
+      <w:pPr>
+        <w:spacing w:after="0" w:line="264" w:lineRule="auto"/>
+        <w:rPr>
+          <w:rFonts w:ascii="Arial" w:hAnsi="Arial" w:cs="Arial"/>
+          <w:sz w:val="2"/>
+          <w:szCs w:val="2"/>
+        </w:rPr>
+      </w:pPr>
+    </w:p>
+    <w:p>
+      <w:pPr>
+        <w:spacing w:after="0" w:line="264" w:lineRule="auto"/>
+        <w:rPr>
+          <w:rFonts w:ascii="Arial" w:hAnsi="Arial" w:cs="Arial"/>
+          <w:sz w:val="2"/>
+          <w:szCs w:val="2"/>
+        </w:rPr>
+      </w:pPr>
+    </w:p>
+    <w:p>
+      <w:pPr>
+        <w:spacing w:after="0" w:line="264" w:lineRule="auto"/>
+        <w:rPr>
+          <w:rFonts w:ascii="Arial" w:hAnsi="Arial" w:cs="Arial"/>
+          <w:sz w:val="2"/>
+          <w:szCs w:val="2"/>
+        </w:rPr>
+      </w:pPr>
+    </w:p>
+    <w:p>
+      <w:pPr>
+        <w:spacing w:after="0" w:line="264" w:lineRule="auto"/>
+        <w:rPr>
+          <w:rFonts w:ascii="Arial" w:hAnsi="Arial" w:cs="Arial"/>
+          <w:sz w:val="2"/>
+          <w:szCs w:val="2"/>
+        </w:rPr>
+      </w:pPr>
+    </w:p>
+    <w:p>
+      <w:pPr>
+        <w:spacing w:after="0" w:line="264" w:lineRule="auto"/>
+        <w:rPr>
+          <w:rFonts w:ascii="Arial" w:hAnsi="Arial" w:cs="Arial"/>
+          <w:sz w:val="2"/>
+          <w:szCs w:val="2"/>
+        </w:rPr>
+      </w:pPr>
+    </w:p>
+    <w:p>
+      <w:pPr>
+        <w:spacing w:after="0" w:line="264" w:lineRule="auto"/>
+        <w:rPr>
+          <w:rFonts w:ascii="Arial" w:hAnsi="Arial" w:cs="Arial"/>
+          <w:sz w:val="2"/>
+          <w:szCs w:val="2"/>
+        </w:rPr>
+      </w:pPr>
+    </w:p>
+    <w:p>
+      <w:pPr>
+        <w:spacing w:after="0" w:line="264" w:lineRule="auto"/>
+        <w:rPr>
+          <w:rFonts w:ascii="Arial" w:hAnsi="Arial" w:cs="Arial"/>
+          <w:sz w:val="2"/>
+          <w:szCs w:val="2"/>
+        </w:rPr>
+      </w:pPr>
+    </w:p>
+    <w:p>
+      <w:pPr>
+        <w:spacing w:after="0" w:line="264" w:lineRule="auto"/>
+        <w:rPr>
+          <w:rFonts w:ascii="Arial" w:hAnsi="Arial" w:cs="Arial"/>
+          <w:sz w:val="2"/>
+          <w:szCs w:val="2"/>
+        </w:rPr>
+      </w:pPr>
+    </w:p>
+    <w:p>
+      <w:pPr>
+        <w:spacing w:after="0" w:line="264" w:lineRule="auto"/>
+        <w:rPr>
+          <w:rFonts w:ascii="Arial" w:hAnsi="Arial" w:cs="Arial"/>
+          <w:sz w:val="2"/>
+          <w:szCs w:val="2"/>
+        </w:rPr>
+      </w:pPr>
+    </w:p>
+    <w:p>
+      <w:pPr>
+        <w:spacing w:after="0" w:line="264" w:lineRule="auto"/>
+        <w:rPr>
+          <w:rFonts w:ascii="Arial" w:hAnsi="Arial" w:cs="Arial"/>
+          <w:sz w:val="2"/>
+          <w:szCs w:val="2"/>
+        </w:rPr>
+      </w:pPr>
+    </w:p>
+    <w:p>
+      <w:pPr>
+        <w:spacing w:after="0" w:line="264" w:lineRule="auto"/>
+        <w:rPr>
+          <w:rFonts w:ascii="Arial" w:hAnsi="Arial" w:cs="Arial"/>
+          <w:sz w:val="2"/>
+          <w:szCs w:val="2"/>
+        </w:rPr>
+      </w:pPr>
+    </w:p>
+    <w:p>
+      <w:pPr>
+        <w:spacing w:after="0" w:line="264" w:lineRule="auto"/>
+        <w:rPr>
+          <w:rFonts w:ascii="Arial" w:hAnsi="Arial" w:cs="Arial"/>
+          <w:sz w:val="2"/>
+          <w:szCs w:val="2"/>
+        </w:rPr>
+      </w:pPr>
+    </w:p>
+    <w:p>
+      <w:pPr>
+        <w:spacing w:after="0" w:line="264" w:lineRule="auto"/>
+        <w:rPr>
+          <w:rFonts w:ascii="Arial" w:hAnsi="Arial" w:cs="Arial"/>
+          <w:sz w:val="2"/>
+          <w:szCs w:val="2"/>
+        </w:rPr>
+      </w:pPr>
+    </w:p>
+    <w:p>
+      <w:pPr>
+        <w:spacing w:after="0" w:line="264" w:lineRule="auto"/>
+        <w:rPr>
+          <w:rFonts w:ascii="Arial" w:hAnsi="Arial" w:cs="Arial"/>
+          <w:sz w:val="2"/>
+          <w:szCs w:val="2"/>
+        </w:rPr>
+      </w:pPr>
+    </w:p>
+    <w:p>
+      <w:pPr>
+        <w:spacing w:after="0" w:line="264" w:lineRule="auto"/>
+        <w:rPr>
+          <w:rFonts w:ascii="Arial" w:hAnsi="Arial" w:cs="Arial"/>
+          <w:sz w:val="2"/>
+          <w:szCs w:val="2"/>
+        </w:rPr>
+      </w:pPr>
+    </w:p>
+    <w:p>
+      <w:pPr>
+        <w:spacing w:after="0" w:line="264" w:lineRule="auto"/>
+        <w:rPr>
+          <w:rFonts w:ascii="Arial" w:hAnsi="Arial" w:cs="Arial"/>
+          <w:sz w:val="2"/>
+          <w:szCs w:val="2"/>
+        </w:rPr>
+      </w:pPr>
+    </w:p>
+    <w:p>
+      <w:pPr>
+        <w:spacing w:after="0" w:line="264" w:lineRule="auto"/>
+        <w:rPr>
+          <w:rFonts w:ascii="Arial" w:hAnsi="Arial" w:cs="Arial"/>
+          <w:sz w:val="2"/>
+          <w:szCs w:val="2"/>
+        </w:rPr>
+      </w:pPr>
+    </w:p>
+    <w:p>
+      <w:pPr>
+        <w:spacing w:after="0" w:line="264" w:lineRule="auto"/>
+        <w:rPr>
+          <w:rFonts w:ascii="Arial" w:hAnsi="Arial" w:cs="Arial"/>
+          <w:sz w:val="2"/>
+          <w:szCs w:val="2"/>
+        </w:rPr>
+      </w:pPr>
+    </w:p>
+    <w:p>
+      <w:pPr>
+        <w:spacing w:after="0" w:line="264" w:lineRule="auto"/>
+        <w:rPr>
+          <w:rFonts w:ascii="Arial" w:hAnsi="Arial" w:cs="Arial"/>
+          <w:sz w:val="2"/>
+          <w:szCs w:val="2"/>
+        </w:rPr>
+      </w:pPr>
+    </w:p>
+    <w:p>
+      <w:pPr>
+        <w:spacing w:after="0" w:line="264" w:lineRule="auto"/>
+        <w:rPr>
+          <w:rFonts w:ascii="Arial" w:hAnsi="Arial" w:cs="Arial"/>
+          <w:sz w:val="2"/>
+          <w:szCs w:val="2"/>
+        </w:rPr>
+      </w:pPr>
+    </w:p>
+    <w:p>
+      <w:pPr>
+        <w:spacing w:after="0" w:line="264" w:lineRule="auto"/>
+        <w:rPr>
+          <w:rFonts w:ascii="Arial" w:hAnsi="Arial" w:cs="Arial"/>
+          <w:sz w:val="2"/>
+          <w:szCs w:val="2"/>
+        </w:rPr>
+      </w:pPr>
+    </w:p>
+    <w:p>
+      <w:pPr>
+        <w:spacing w:after="0" w:line="264" w:lineRule="auto"/>
+        <w:rPr>
+          <w:rFonts w:ascii="Arial" w:hAnsi="Arial" w:cs="Arial"/>
+          <w:sz w:val="2"/>
+          <w:szCs w:val="2"/>
+        </w:rPr>
+      </w:pPr>
+    </w:p>
+    <w:p>
+      <w:pPr>
+        <w:spacing w:after="0" w:line="264" w:lineRule="auto"/>
+        <w:rPr>
+          <w:rFonts w:ascii="Arial" w:hAnsi="Arial" w:cs="Arial"/>
+          <w:sz w:val="2"/>
+          <w:szCs w:val="2"/>
+        </w:rPr>
+      </w:pPr>
+    </w:p>
+    <w:p>
+      <w:pPr>
+        <w:spacing w:after="0" w:line="264" w:lineRule="auto"/>
+        <w:rPr>
+          <w:rFonts w:ascii="Arial" w:hAnsi="Arial" w:cs="Arial"/>
+          <w:sz w:val="2"/>
+          <w:szCs w:val="2"/>
+        </w:rPr>
+      </w:pPr>
+    </w:p>
+    <w:p>
+      <w:pPr>
+        <w:spacing w:after="0" w:line="264" w:lineRule="auto"/>
+        <w:rPr>
+          <w:rFonts w:ascii="Arial" w:hAnsi="Arial" w:cs="Arial"/>
+          <w:sz w:val="2"/>
+          <w:szCs w:val="2"/>
+        </w:rPr>
+      </w:pPr>
+    </w:p>
+    <w:p>
+      <w:pPr>
+        <w:spacing w:after="0" w:line="264" w:lineRule="auto"/>
+        <w:rPr>
+          <w:rFonts w:ascii="Arial" w:hAnsi="Arial" w:cs="Arial"/>
+          <w:sz w:val="2"/>
+          <w:szCs w:val="2"/>
+        </w:rPr>
+      </w:pPr>
+    </w:p>
+    <w:p>
+      <w:pPr>
+        <w:spacing w:after="0" w:line="264" w:lineRule="auto"/>
+        <w:rPr>
+          <w:rFonts w:ascii="Arial" w:hAnsi="Arial" w:cs="Arial"/>
+          <w:sz w:val="2"/>
+          <w:szCs w:val="2"/>
+        </w:rPr>
+      </w:pPr>
+    </w:p>
+    <w:p>
+      <w:pPr>
+        <w:spacing w:after="0" w:line="264" w:lineRule="auto"/>
+        <w:rPr>
+          <w:rFonts w:ascii="Arial" w:hAnsi="Arial" w:cs="Arial"/>
+          <w:sz w:val="2"/>
+          <w:szCs w:val="2"/>
+        </w:rPr>
+      </w:pPr>
+    </w:p>
+    <w:p>
+      <w:pPr>
+        <w:spacing w:after="0" w:line="264" w:lineRule="auto"/>
+        <w:rPr>
+          <w:rFonts w:ascii="Arial" w:hAnsi="Arial" w:cs="Arial"/>
+          <w:sz w:val="2"/>
+          <w:szCs w:val="2"/>
+        </w:rPr>
+      </w:pPr>
+    </w:p>
+    <w:p>
+      <w:pPr>
+        <w:spacing w:after="0" w:line="264" w:lineRule="auto"/>
+        <w:rPr>
+          <w:rFonts w:ascii="Arial" w:hAnsi="Arial" w:cs="Arial"/>
+          <w:sz w:val="2"/>
+          <w:szCs w:val="2"/>
+        </w:rPr>
+      </w:pPr>
+    </w:p>
+    <w:p>
+      <w:pPr>
+        <w:spacing w:after="0" w:line="264" w:lineRule="auto"/>
+        <w:rPr>
+          <w:rFonts w:ascii="Arial" w:hAnsi="Arial" w:cs="Arial"/>
+          <w:sz w:val="2"/>
+          <w:szCs w:val="2"/>
+        </w:rPr>
+      </w:pPr>
+    </w:p>
+    <w:p>
+      <w:pPr>
+        <w:spacing w:after="0" w:line="264" w:lineRule="auto"/>
+        <w:rPr>
+          <w:rFonts w:ascii="Arial" w:hAnsi="Arial" w:cs="Arial"/>
+          <w:sz w:val="2"/>
+          <w:szCs w:val="2"/>
+        </w:rPr>
+      </w:pPr>
+    </w:p>
+    <w:p>
+      <w:pPr>
+        <w:spacing w:after="0" w:line="264" w:lineRule="auto"/>
+        <w:rPr>
+          <w:rFonts w:ascii="Arial" w:hAnsi="Arial" w:cs="Arial"/>
+          <w:sz w:val="2"/>
+          <w:szCs w:val="2"/>
+        </w:rPr>
+      </w:pPr>
+    </w:p>
+    <w:p>
+      <w:pPr>
+        <w:spacing w:after="0" w:line="264" w:lineRule="auto"/>
+        <w:rPr>
+          <w:rFonts w:ascii="Arial" w:hAnsi="Arial" w:cs="Arial"/>
+          <w:sz w:val="2"/>
+          <w:szCs w:val="2"/>
+        </w:rPr>
+      </w:pPr>
+    </w:p>
+    <w:p>
+      <w:pPr>
+        <w:spacing w:after="0" w:line="264" w:lineRule="auto"/>
+        <w:rPr>
+          <w:rFonts w:ascii="Arial" w:hAnsi="Arial" w:cs="Arial"/>
+          <w:sz w:val="2"/>
+          <w:szCs w:val="2"/>
+        </w:rPr>
+      </w:pPr>
+    </w:p>
+    <w:p>
+      <w:pPr>
+        <w:spacing w:after="0" w:line="264" w:lineRule="auto"/>
+        <w:rPr>
+          <w:rFonts w:ascii="Arial" w:hAnsi="Arial" w:cs="Arial"/>
+          <w:sz w:val="2"/>
+          <w:szCs w:val="2"/>
+        </w:rPr>
+      </w:pPr>
+    </w:p>
+    <w:p>
+      <w:pPr>
+        <w:spacing w:after="0" w:line="264" w:lineRule="auto"/>
+        <w:rPr>
+          <w:rFonts w:ascii="Arial" w:hAnsi="Arial" w:cs="Arial"/>
+          <w:sz w:val="2"/>
+          <w:szCs w:val="2"/>
+        </w:rPr>
+      </w:pPr>
+    </w:p>
+    <w:p>
+      <w:pPr>
+        <w:spacing w:after="0" w:line="264" w:lineRule="auto"/>
+        <w:rPr>
+          <w:rFonts w:ascii="Arial" w:hAnsi="Arial" w:cs="Arial"/>
+          <w:sz w:val="2"/>
+          <w:szCs w:val="2"/>
+        </w:rPr>
+      </w:pPr>
+    </w:p>
+    <w:p>
+      <w:pPr>
+        <w:spacing w:after="0" w:line="264" w:lineRule="auto"/>
+        <w:rPr>
+          <w:rFonts w:ascii="Arial" w:hAnsi="Arial" w:cs="Arial"/>
+          <w:sz w:val="2"/>
+          <w:szCs w:val="2"/>
+        </w:rPr>
+      </w:pPr>
+    </w:p>
+    <w:p>
+      <w:pPr>
+        <w:spacing w:after="0" w:line="264" w:lineRule="auto"/>
+        <w:rPr>
+          <w:rFonts w:ascii="Arial" w:hAnsi="Arial" w:cs="Arial"/>
+          <w:sz w:val="2"/>
+          <w:szCs w:val="2"/>
+        </w:rPr>
+      </w:pPr>
+    </w:p>
+    <w:p>
+      <w:pPr>
+        <w:spacing w:after="0" w:line="264" w:lineRule="auto"/>
+        <w:rPr>
+          <w:rFonts w:ascii="Arial" w:hAnsi="Arial" w:cs="Arial"/>
+          <w:sz w:val="2"/>
+          <w:szCs w:val="2"/>
+        </w:rPr>
+      </w:pPr>
+    </w:p>
+    <w:p>
+      <w:pPr>
+        <w:spacing w:after="0" w:line="264" w:lineRule="auto"/>
+        <w:rPr>
+          <w:rFonts w:ascii="Arial" w:hAnsi="Arial" w:cs="Arial"/>
+          <w:sz w:val="2"/>
+          <w:szCs w:val="2"/>
+        </w:rPr>
+      </w:pPr>
+    </w:p>
+    <w:p>
+      <w:pPr>
+        <w:spacing w:after="0" w:line="264" w:lineRule="auto"/>
+        <w:rPr>
+          <w:rFonts w:ascii="Arial" w:hAnsi="Arial" w:cs="Arial"/>
+          <w:sz w:val="2"/>
+          <w:szCs w:val="2"/>
+        </w:rPr>
+      </w:pPr>
+    </w:p>
+    <w:p>
+      <w:pPr>
+        <w:spacing w:after="0" w:line="264" w:lineRule="auto"/>
+        <w:rPr>
+          <w:rFonts w:ascii="Arial" w:hAnsi="Arial" w:cs="Arial"/>
+          <w:sz w:val="2"/>
+          <w:szCs w:val="2"/>
+        </w:rPr>
+      </w:pPr>
+    </w:p>
+    <w:p>
+      <w:pPr>
+        <w:spacing w:after="0" w:line="264" w:lineRule="auto"/>
+        <w:rPr>
+          <w:rFonts w:ascii="Arial" w:hAnsi="Arial" w:cs="Arial"/>
+          <w:sz w:val="2"/>
+          <w:szCs w:val="2"/>
+        </w:rPr>
+      </w:pPr>
+    </w:p>
+    <w:p>
+      <w:pPr>
+        <w:spacing w:after="0" w:line="264" w:lineRule="auto"/>
+        <w:rPr>
+          <w:rFonts w:ascii="Arial" w:hAnsi="Arial" w:cs="Arial"/>
+          <w:sz w:val="2"/>
+          <w:szCs w:val="2"/>
+        </w:rPr>
+      </w:pPr>
+    </w:p>
+    <w:p>
+      <w:pPr>
+        <w:spacing w:after="0" w:line="264" w:lineRule="auto"/>
+        <w:rPr>
+          <w:rFonts w:ascii="Arial" w:hAnsi="Arial" w:cs="Arial"/>
+          <w:sz w:val="2"/>
+          <w:szCs w:val="2"/>
+        </w:rPr>
+      </w:pPr>
+    </w:p>
+    <w:p>
+      <w:pPr>
+        <w:spacing w:after="0" w:line="264" w:lineRule="auto"/>
+        <w:rPr>
+          <w:rFonts w:ascii="Arial" w:hAnsi="Arial" w:cs="Arial"/>
+          <w:sz w:val="2"/>
+          <w:szCs w:val="2"/>
+        </w:rPr>
+      </w:pPr>
+    </w:p>
+    <w:p>
+      <w:pPr>
+        <w:spacing w:after="0" w:line="264" w:lineRule="auto"/>
+        <w:rPr>
+          <w:rFonts w:ascii="Arial" w:hAnsi="Arial" w:cs="Arial"/>
+          <w:sz w:val="2"/>
+          <w:szCs w:val="2"/>
+        </w:rPr>
+      </w:pPr>
+    </w:p>
+    <w:p>
+      <w:pPr>
         <w:spacing w:before="298" w:after="265" w:line="240" w:lineRule="auto"/>
         <w:rPr>
           <w:rFonts w:ascii="Times New Roman" w:hAnsi="Times New Roman" w:cs="Times New Roman"/>
@@ -4464,160 +4473,6 @@
           <w:szCs w:val="36"/>
         </w:rPr>
       </w:pPr>
-      <w:r>
-        <w:rPr>
-          <w:rFonts w:ascii="Arial" w:hAnsi="Arial" w:cs="Arial"/>
-          <w:noProof/>
-          <w:sz w:val="2"/>
-          <w:szCs w:val="2"/>
-        </w:rPr>
-        <mc:AlternateContent>
-          <mc:Choice Requires="wps">
-            <w:drawing>
-              <wp:anchor distT="0" distB="0" distL="114300" distR="114300" simplePos="0" relativeHeight="251681792" behindDoc="0" locked="0" layoutInCell="1" allowOverlap="1" wp14:anchorId="67479DD7" wp14:editId="3CF62823">
-                <wp:simplePos x="0" y="0"/>
-                <wp:positionH relativeFrom="column">
-                  <wp:posOffset>2943751</wp:posOffset>
-                </wp:positionH>
-                <wp:positionV relativeFrom="paragraph">
-                  <wp:posOffset>470691</wp:posOffset>
-                </wp:positionV>
-                <wp:extent cx="0" cy="336959"/>
-                <wp:effectExtent l="76200" t="0" r="76200" b="63500"/>
-                <wp:wrapNone/>
-                <wp:docPr id="1909473204" name="Straight Arrow Connector 9"/>
-                <wp:cNvGraphicFramePr/>
-                <a:graphic xmlns:a="http://schemas.openxmlformats.org/drawingml/2006/main">
-                  <a:graphicData uri="http://schemas.microsoft.com/office/word/2010/wordprocessingShape">
-                    <wps:wsp>
-                      <wps:cNvCnPr/>
-                      <wps:spPr>
-                        <a:xfrm>
-                          <a:off x="0" y="0"/>
-                          <a:ext cx="0" cy="336959"/>
-                        </a:xfrm>
-                        <a:prstGeom prst="straightConnector1">
-                          <a:avLst/>
-                        </a:prstGeom>
-                        <a:ln>
-                          <a:tailEnd type="triangle"/>
-                        </a:ln>
-                      </wps:spPr>
-                      <wps:style>
-                        <a:lnRef idx="1">
-                          <a:schemeClr val="accent1"/>
-                        </a:lnRef>
-                        <a:fillRef idx="0">
-                          <a:schemeClr val="accent1"/>
-                        </a:fillRef>
-                        <a:effectRef idx="0">
-                          <a:schemeClr val="accent1"/>
-                        </a:effectRef>
-                        <a:fontRef idx="minor">
-                          <a:schemeClr val="tx1"/>
-                        </a:fontRef>
-                      </wps:style>
-                      <wps:bodyPr/>
-                    </wps:wsp>
-                  </a:graphicData>
-                </a:graphic>
-              </wp:anchor>
-            </w:drawing>
-          </mc:Choice>
-          <mc:Fallback>
-            <w:pict>
-              <v:shape w14:anchorId="6FA0F7B9" id="Straight Arrow Connector 9" o:spid="_x0000_s1026" type="#_x0000_t32" style="position:absolute;margin-left:231.8pt;margin-top:37.05pt;width:0;height:26.55pt;z-index:251681792;visibility:visible;mso-wrap-style:square;mso-wrap-distance-left:9pt;mso-wrap-distance-top:0;mso-wrap-distance-right:9pt;mso-wrap-distance-bottom:0;mso-position-horizontal:absolute;mso-position-horizontal-relative:text;mso-position-vertical:absolute;mso-position-vertical-relative:text" o:gfxdata="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" strokecolor="#5b9bd5 [3204]" strokeweight=".5pt">
-                <v:stroke endarrow="block" joinstyle="miter"/>
-              </v:shape>
-            </w:pict>
-          </mc:Fallback>
-        </mc:AlternateContent>
-      </w:r>
-      <w:r>
-        <w:rPr>
-          <w:rFonts w:ascii="Arial" w:hAnsi="Arial" w:cs="Arial"/>
-          <w:noProof/>
-          <w:sz w:val="2"/>
-          <w:szCs w:val="2"/>
-        </w:rPr>
-        <mc:AlternateContent>
-          <mc:Choice Requires="wps">
-            <w:drawing>
-              <wp:anchor distT="0" distB="0" distL="114300" distR="114300" simplePos="0" relativeHeight="251679744" behindDoc="0" locked="0" layoutInCell="1" allowOverlap="1" wp14:anchorId="79BB4DC8" wp14:editId="58C3D19B">
-                <wp:simplePos x="0" y="0"/>
-                <wp:positionH relativeFrom="column">
-                  <wp:posOffset>3206115</wp:posOffset>
-                </wp:positionH>
-                <wp:positionV relativeFrom="paragraph">
-                  <wp:posOffset>526310</wp:posOffset>
-                </wp:positionV>
-                <wp:extent cx="914400" cy="280491"/>
-                <wp:effectExtent l="0" t="0" r="19050" b="24765"/>
-                <wp:wrapNone/>
-                <wp:docPr id="99583093" name="Text Box 7"/>
-                <wp:cNvGraphicFramePr/>
-                <a:graphic xmlns:a="http://schemas.openxmlformats.org/drawingml/2006/main">
-                  <a:graphicData uri="http://schemas.microsoft.com/office/word/2010/wordprocessingShape">
-                    <wps:wsp>
-                      <wps:cNvSpPr txBox="1"/>
-                      <wps:spPr>
-                        <a:xfrm>
-                          <a:off x="0" y="0"/>
-                          <a:ext cx="914400" cy="280491"/>
-                        </a:xfrm>
-                        <a:prstGeom prst="rect">
-                          <a:avLst/>
-                        </a:prstGeom>
-                        <a:solidFill>
-                          <a:schemeClr val="lt1"/>
-                        </a:solidFill>
-                        <a:ln w="6350">
-                          <a:solidFill>
-                            <a:prstClr val="black"/>
-                          </a:solidFill>
-                        </a:ln>
-                      </wps:spPr>
-                      <wps:txbx>
-                        <w:txbxContent>
-                          <w:p>
-                            <w:r>
-                              <w:t>API REST</w:t>
-                            </w:r>
-                          </w:p>
-                        </w:txbxContent>
-                      </wps:txbx>
-                      <wps:bodyPr rot="0" spcFirstLastPara="0" vertOverflow="overflow" horzOverflow="overflow" vert="horz" wrap="none" lIns="91440" tIns="45720" rIns="91440" bIns="45720" numCol="1" spcCol="0" rtlCol="0" fromWordArt="0" anchor="t" anchorCtr="0" forceAA="0" compatLnSpc="1">
-                        <a:prstTxWarp prst="textNoShape">
-                          <a:avLst/>
-                        </a:prstTxWarp>
-                        <a:noAutofit/>
-                      </wps:bodyPr>
-                    </wps:wsp>
-                  </a:graphicData>
-                </a:graphic>
-                <wp14:sizeRelV relativeFrom="margin">
-                  <wp14:pctHeight>0</wp14:pctHeight>
-                </wp14:sizeRelV>
-              </wp:anchor>
-            </w:drawing>
-          </mc:Choice>
-          <mc:Fallback>
-            <w:pict>
-              <v:shape w14:anchorId="79BB4DC8" id="_x0000_s1036" type="#_x0000_t202" style="position:absolute;margin-left:252.45pt;margin-top:41.45pt;width:1in;height:22.1pt;z-index:251679744;visibility:visible;mso-wrap-style:none;mso-height-percent:0;mso-wrap-distance-left:9pt;mso-wrap-distance-top:0;mso-wrap-distance-right:9pt;mso-wrap-distance-bottom:0;mso-position-horizontal:absolute;mso-position-horizontal-relative:text;mso-position-vertical:absolute;mso-position-vertical-relative:text;mso-height-percent:0;mso-height-relative:margin;v-text-anchor:top" o:gfxdata="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" fillcolor="white [3201]" strokeweight=".5pt">
-                <v:textbox>
-                  <w:txbxContent>
-                    <w:p>
-                      <w:r>
-                        <w:t>API REST</w:t>
-                      </w:r>
-                    </w:p>
-                  </w:txbxContent>
-                </v:textbox>
-              </v:shape>
-            </w:pict>
-          </mc:Fallback>
-        </mc:AlternateContent>
-      </w:r>
     </w:p>
     <w:p>
       <w:pPr>
@@ -4629,191 +4484,29 @@
           <w:szCs w:val="36"/>
         </w:rPr>
       </w:pPr>
-      <w:r>
-        <w:rPr>
-          <w:rFonts w:ascii="Times New Roman" w:hAnsi="Times New Roman" w:cs="Times New Roman"/>
-          <w:b/>
-          <w:noProof/>
+    </w:p>
+    <w:p>
+      <w:pPr>
+        <w:spacing w:before="298" w:after="265" w:line="240" w:lineRule="auto"/>
+        <w:rPr>
+          <w:rFonts w:ascii="Times New Roman" w:hAnsi="Times New Roman" w:cs="Times New Roman"/>
+          <w:b/>
           <w:sz w:val="36"/>
           <w:szCs w:val="36"/>
         </w:rPr>
-        <mc:AlternateContent>
-          <mc:Choice Requires="wps">
-            <w:drawing>
-              <wp:anchor distT="0" distB="0" distL="114300" distR="114300" simplePos="0" relativeHeight="251674624" behindDoc="0" locked="0" layoutInCell="1" allowOverlap="1" wp14:anchorId="25F33C24" wp14:editId="68303AF0">
-                <wp:simplePos x="0" y="0"/>
-                <wp:positionH relativeFrom="column">
-                  <wp:posOffset>984885</wp:posOffset>
-                </wp:positionH>
-                <wp:positionV relativeFrom="paragraph">
-                  <wp:posOffset>264055</wp:posOffset>
-                </wp:positionV>
-                <wp:extent cx="4246631" cy="527323"/>
-                <wp:effectExtent l="0" t="0" r="20955" b="25400"/>
-                <wp:wrapNone/>
-                <wp:docPr id="1496273226" name="Rectangle 1"/>
-                <wp:cNvGraphicFramePr/>
-                <a:graphic xmlns:a="http://schemas.openxmlformats.org/drawingml/2006/main">
-                  <a:graphicData uri="http://schemas.microsoft.com/office/word/2010/wordprocessingShape">
-                    <wps:wsp>
-                      <wps:cNvSpPr/>
-                      <wps:spPr>
-                        <a:xfrm>
-                          <a:off x="0" y="0"/>
-                          <a:ext cx="4246631" cy="527323"/>
-                        </a:xfrm>
-                        <a:prstGeom prst="rect">
-                          <a:avLst/>
-                        </a:prstGeom>
-                      </wps:spPr>
-                      <wps:style>
-                        <a:lnRef idx="1">
-                          <a:schemeClr val="accent5"/>
-                        </a:lnRef>
-                        <a:fillRef idx="3">
-                          <a:schemeClr val="accent5"/>
-                        </a:fillRef>
-                        <a:effectRef idx="2">
-                          <a:schemeClr val="accent5"/>
-                        </a:effectRef>
-                        <a:fontRef idx="minor">
-                          <a:schemeClr val="lt1"/>
-                        </a:fontRef>
-                      </wps:style>
-                      <wps:txbx>
-                        <w:txbxContent>
-                          <w:p>
-                            <w:pPr>
-                              <w:jc w:val="center"/>
-                            </w:pPr>
-                            <w:r>
-                              <w:t>Systèmes externes</w:t>
-                            </w:r>
-                          </w:p>
-                          <w:p>
-                            <w:pPr>
-                              <w:jc w:val="center"/>
-                            </w:pPr>
-                            <w:r>
-                              <w:t>(</w:t>
-                            </w:r>
-                            <w:proofErr w:type="gramStart"/>
-                            <w:r>
-                              <w:t>ERP ,</w:t>
-                            </w:r>
-                            <w:proofErr w:type="gramEnd"/>
-                            <w:r>
-                              <w:t xml:space="preserve"> </w:t>
-                            </w:r>
-                            <w:proofErr w:type="gramStart"/>
-                            <w:r>
-                              <w:t>WMS ,</w:t>
-                            </w:r>
-                            <w:proofErr w:type="gramEnd"/>
-                            <w:r>
-                              <w:t xml:space="preserve"> </w:t>
-                            </w:r>
-                            <w:proofErr w:type="gramStart"/>
-                            <w:r>
-                              <w:t>CIB ,</w:t>
-                            </w:r>
-                            <w:proofErr w:type="gramEnd"/>
-                            <w:r>
-                              <w:t xml:space="preserve"> BARIDIMOB)</w:t>
-                            </w:r>
-                          </w:p>
-                        </w:txbxContent>
-                      </wps:txbx>
-                      <wps:bodyPr rot="0" spcFirstLastPara="0" vertOverflow="overflow" horzOverflow="overflow" vert="horz" wrap="square" lIns="91440" tIns="45720" rIns="91440" bIns="45720" numCol="1" spcCol="0" rtlCol="0" fromWordArt="0" anchor="ctr" anchorCtr="0" forceAA="0" compatLnSpc="1">
-                        <a:prstTxWarp prst="textNoShape">
-                          <a:avLst/>
-                        </a:prstTxWarp>
-                        <a:noAutofit/>
-                      </wps:bodyPr>
-                    </wps:wsp>
-                  </a:graphicData>
-                </a:graphic>
-              </wp:anchor>
-            </w:drawing>
-          </mc:Choice>
-          <mc:Fallback>
-            <w:pict>
-              <v:rect w14:anchorId="25F33C24" id="_x0000_s1037" style="position:absolute;margin-left:77.55pt;margin-top:20.8pt;width:334.4pt;height:41.5pt;z-index:251674624;visibility:visible;mso-wrap-style:square;mso-wrap-distance-left:9pt;mso-wrap-distance-top:0;mso-wrap-distance-right:9pt;mso-wrap-distance-bottom:0;mso-position-horizontal:absolute;mso-position-horizontal-relative:text;mso-position-vertical:absolute;mso-position-vertical-relative:text;v-text-anchor:middle" o:gfxdata="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" fillcolor="#4f7ac7 [3032]" strokecolor="#4472c4 [3208]" strokeweight=".5pt">
-                <v:fill color2="#416fc3 [3176]" rotate="t" colors="0 #6083cb;.5 #3e70ca;1 #2e61ba" focus="100%" type="gradient">
-                  <o:fill v:ext="view" type="gradientUnscaled"/>
-                </v:fill>
-                <v:textbox>
-                  <w:txbxContent>
-                    <w:p>
-                      <w:pPr>
-                        <w:jc w:val="center"/>
-                      </w:pPr>
-                      <w:r>
-                        <w:t>Systèmes externes</w:t>
-                      </w:r>
-                    </w:p>
-                    <w:p>
-                      <w:pPr>
-                        <w:jc w:val="center"/>
-                      </w:pPr>
-                      <w:r>
-                        <w:t>(</w:t>
-                      </w:r>
-                      <w:proofErr w:type="gramStart"/>
-                      <w:r>
-                        <w:t>ERP ,</w:t>
-                      </w:r>
-                      <w:proofErr w:type="gramEnd"/>
-                      <w:r>
-                        <w:t xml:space="preserve"> </w:t>
-                      </w:r>
-                      <w:proofErr w:type="gramStart"/>
-                      <w:r>
-                        <w:t>WMS ,</w:t>
-                      </w:r>
-                      <w:proofErr w:type="gramEnd"/>
-                      <w:r>
-                        <w:t xml:space="preserve"> </w:t>
-                      </w:r>
-                      <w:proofErr w:type="gramStart"/>
-                      <w:r>
-                        <w:t>CIB ,</w:t>
-                      </w:r>
-                      <w:proofErr w:type="gramEnd"/>
-                      <w:r>
-                        <w:t xml:space="preserve"> BARIDIMOB)</w:t>
-                      </w:r>
-                    </w:p>
-                  </w:txbxContent>
-                </v:textbox>
-              </v:rect>
-            </w:pict>
-          </mc:Fallback>
-        </mc:AlternateContent>
-      </w:r>
+      </w:pPr>
     </w:p>
     <w:p>
       <w:pPr>
         <w:spacing w:before="298" w:after="265" w:line="240" w:lineRule="auto"/>
+      </w:pPr>
+      <w:r>
         <w:rPr>
           <w:rFonts w:ascii="Times New Roman" w:hAnsi="Times New Roman" w:cs="Times New Roman"/>
           <w:b/>
           <w:sz w:val="36"/>
           <w:szCs w:val="36"/>
         </w:rPr>
-      </w:pPr>
-    </w:p>
-    <w:p>
-      <w:pPr>
-        <w:spacing w:before="298" w:after="265" w:line="240" w:lineRule="auto"/>
-      </w:pPr>
-      <w:r>
-        <w:rPr>
-          <w:rFonts w:ascii="Times New Roman" w:hAnsi="Times New Roman" w:cs="Times New Roman"/>
-          <w:b/>
-          <w:sz w:val="36"/>
-          <w:szCs w:val="36"/>
-        </w:rPr>
         <w:t>3.2 Stack Technique Détaillée</w:t>
       </w:r>
     </w:p>
@@ -4860,14 +4553,17 @@
         </w:numPr>
         <w:spacing w:after="0" w:line="240" w:lineRule="auto"/>
         <w:ind w:left="429" w:hanging="322"/>
-      </w:pPr>
-      <w:proofErr w:type="gramStart"/>
-      <w:r>
-        <w:rPr>
-          <w:rFonts w:ascii="Times New Roman" w:hAnsi="Times New Roman" w:cs="Times New Roman"/>
-          <w:b/>
-          <w:sz w:val="24"/>
-          <w:szCs w:val="24"/>
+        <w:rPr>
+          <w:lang w:val="en-US"/>
+        </w:rPr>
+      </w:pPr>
+      <w:r>
+        <w:rPr>
+          <w:rFonts w:ascii="Times New Roman" w:hAnsi="Times New Roman" w:cs="Times New Roman"/>
+          <w:b/>
+          <w:sz w:val="24"/>
+          <w:szCs w:val="24"/>
+          <w:lang w:val="en-US"/>
         </w:rPr>
         <w:t>Framework</w:t>
       </w:r>
@@ -4876,17 +4572,9 @@
           <w:rFonts w:ascii="Times New Roman" w:hAnsi="Times New Roman" w:cs="Times New Roman"/>
           <w:sz w:val="24"/>
           <w:szCs w:val="24"/>
-        </w:rPr>
-        <w:t>:</w:t>
-      </w:r>
-      <w:proofErr w:type="gramEnd"/>
-      <w:r>
-        <w:rPr>
-          <w:rFonts w:ascii="Times New Roman" w:hAnsi="Times New Roman" w:cs="Times New Roman"/>
-          <w:sz w:val="24"/>
-          <w:szCs w:val="24"/>
-        </w:rPr>
-        <w:t xml:space="preserve"> Spring Boot 3.x (Java 17+)</w:t>
+          <w:lang w:val="en-US"/>
+        </w:rPr>
+        <w:t>: Spring Boot 3.x (Java 17+)</w:t>
       </w:r>
     </w:p>
     <w:p>
@@ -5172,14 +4860,17 @@
         </w:pBdr>
         <w:spacing w:after="0" w:line="240" w:lineRule="auto"/>
         <w:ind w:left="429" w:hanging="322"/>
-      </w:pPr>
-      <w:proofErr w:type="gramStart"/>
-      <w:r>
-        <w:rPr>
-          <w:rFonts w:ascii="Times New Roman" w:hAnsi="Times New Roman" w:cs="Times New Roman"/>
-          <w:b/>
-          <w:sz w:val="24"/>
-          <w:szCs w:val="24"/>
+        <w:rPr>
+          <w:lang w:val="en-US"/>
+        </w:rPr>
+      </w:pPr>
+      <w:r>
+        <w:rPr>
+          <w:rFonts w:ascii="Times New Roman" w:hAnsi="Times New Roman" w:cs="Times New Roman"/>
+          <w:b/>
+          <w:sz w:val="24"/>
+          <w:szCs w:val="24"/>
+          <w:lang w:val="en-US"/>
         </w:rPr>
         <w:t>Framework</w:t>
       </w:r>
@@ -5188,17 +4879,9 @@
           <w:rFonts w:ascii="Times New Roman" w:hAnsi="Times New Roman" w:cs="Times New Roman"/>
           <w:sz w:val="24"/>
           <w:szCs w:val="24"/>
-        </w:rPr>
-        <w:t>:</w:t>
-      </w:r>
-      <w:proofErr w:type="gramEnd"/>
-      <w:r>
-        <w:rPr>
-          <w:rFonts w:ascii="Times New Roman" w:hAnsi="Times New Roman" w:cs="Times New Roman"/>
-          <w:sz w:val="24"/>
-          <w:szCs w:val="24"/>
-        </w:rPr>
-        <w:t xml:space="preserve"> Next.js 15 (App Router)</w:t>
+          <w:lang w:val="en-US"/>
+        </w:rPr>
+        <w:t>: Next.js 15 (App Router)</w:t>
       </w:r>
     </w:p>
     <w:p>
@@ -5325,14 +5008,17 @@
         </w:pBdr>
         <w:spacing w:after="0" w:line="240" w:lineRule="auto"/>
         <w:ind w:left="429" w:hanging="322"/>
-      </w:pPr>
-      <w:proofErr w:type="gramStart"/>
-      <w:r>
-        <w:rPr>
-          <w:rFonts w:ascii="Times New Roman" w:hAnsi="Times New Roman" w:cs="Times New Roman"/>
-          <w:b/>
-          <w:sz w:val="24"/>
-          <w:szCs w:val="24"/>
+        <w:rPr>
+          <w:lang w:val="en-US"/>
+        </w:rPr>
+      </w:pPr>
+      <w:r>
+        <w:rPr>
+          <w:rFonts w:ascii="Times New Roman" w:hAnsi="Times New Roman" w:cs="Times New Roman"/>
+          <w:b/>
+          <w:sz w:val="24"/>
+          <w:szCs w:val="24"/>
+          <w:lang w:val="en-US"/>
         </w:rPr>
         <w:t>Data</w:t>
       </w:r>
@@ -5341,17 +5027,9 @@
           <w:rFonts w:ascii="Times New Roman" w:hAnsi="Times New Roman" w:cs="Times New Roman"/>
           <w:sz w:val="24"/>
           <w:szCs w:val="24"/>
-        </w:rPr>
-        <w:t>:</w:t>
-      </w:r>
-      <w:proofErr w:type="gramEnd"/>
-      <w:r>
-        <w:rPr>
-          <w:rFonts w:ascii="Times New Roman" w:hAnsi="Times New Roman" w:cs="Times New Roman"/>
-          <w:sz w:val="24"/>
-          <w:szCs w:val="24"/>
-        </w:rPr>
-        <w:t xml:space="preserve"> Apollo Client + </w:t>
+          <w:lang w:val="en-US"/>
+        </w:rPr>
+        <w:t xml:space="preserve">: Apollo Client + </w:t>
       </w:r>
       <w:proofErr w:type="spellStart"/>
       <w:r>
@@ -5359,6 +5037,7 @@
           <w:rFonts w:ascii="Times New Roman" w:hAnsi="Times New Roman" w:cs="Times New Roman"/>
           <w:sz w:val="24"/>
           <w:szCs w:val="24"/>
+          <w:lang w:val="en-US"/>
         </w:rPr>
         <w:t>GraphQL</w:t>
       </w:r>
@@ -5368,19 +5047,10 @@
           <w:rFonts w:ascii="Times New Roman" w:hAnsi="Times New Roman" w:cs="Times New Roman"/>
           <w:sz w:val="24"/>
           <w:szCs w:val="24"/>
-        </w:rPr>
-        <w:t xml:space="preserve"> Code </w:t>
-      </w:r>
-      <w:proofErr w:type="spellStart"/>
-      <w:r>
-        <w:rPr>
-          <w:rFonts w:ascii="Times New Roman" w:hAnsi="Times New Roman" w:cs="Times New Roman"/>
-          <w:sz w:val="24"/>
-          <w:szCs w:val="24"/>
-        </w:rPr>
-        <w:t>Generation</w:t>
-      </w:r>
-      <w:proofErr w:type="spellEnd"/>
+          <w:lang w:val="en-US"/>
+        </w:rPr>
+        <w:t xml:space="preserve"> Code Generation</w:t>
+      </w:r>
     </w:p>
     <w:p>
       <w:pPr>
@@ -5463,53 +5133,28 @@
         </w:pBdr>
         <w:spacing w:after="253" w:line="240" w:lineRule="auto"/>
         <w:ind w:left="429" w:hanging="322"/>
-      </w:pPr>
-      <w:proofErr w:type="gramStart"/>
-      <w:r>
-        <w:rPr>
-          <w:rFonts w:ascii="Times New Roman" w:hAnsi="Times New Roman" w:cs="Times New Roman"/>
-          <w:b/>
-          <w:sz w:val="24"/>
-          <w:szCs w:val="24"/>
-        </w:rPr>
-        <w:t>i</w:t>
-      </w:r>
-      <w:proofErr w:type="gramEnd"/>
-      <w:r>
-        <w:rPr>
-          <w:rFonts w:ascii="Times New Roman" w:hAnsi="Times New Roman" w:cs="Times New Roman"/>
-          <w:b/>
-          <w:sz w:val="24"/>
-          <w:szCs w:val="24"/>
-        </w:rPr>
-        <w:t>18</w:t>
-      </w:r>
-      <w:proofErr w:type="gramStart"/>
-      <w:r>
-        <w:rPr>
-          <w:rFonts w:ascii="Times New Roman" w:hAnsi="Times New Roman" w:cs="Times New Roman"/>
-          <w:b/>
-          <w:sz w:val="24"/>
-          <w:szCs w:val="24"/>
-        </w:rPr>
-        <w:t>n</w:t>
-      </w:r>
-      <w:r>
-        <w:rPr>
-          <w:rFonts w:ascii="Times New Roman" w:hAnsi="Times New Roman" w:cs="Times New Roman"/>
-          <w:sz w:val="24"/>
-          <w:szCs w:val="24"/>
-        </w:rPr>
-        <w:t>:</w:t>
-      </w:r>
-      <w:proofErr w:type="gramEnd"/>
-      <w:r>
-        <w:rPr>
-          <w:rFonts w:ascii="Times New Roman" w:hAnsi="Times New Roman" w:cs="Times New Roman"/>
-          <w:sz w:val="24"/>
-          <w:szCs w:val="24"/>
-        </w:rPr>
-        <w:t xml:space="preserve"> </w:t>
+        <w:rPr>
+          <w:lang w:val="en-US"/>
+        </w:rPr>
+      </w:pPr>
+      <w:r>
+        <w:rPr>
+          <w:rFonts w:ascii="Times New Roman" w:hAnsi="Times New Roman" w:cs="Times New Roman"/>
+          <w:b/>
+          <w:sz w:val="24"/>
+          <w:szCs w:val="24"/>
+          <w:lang w:val="en-US"/>
+        </w:rPr>
+        <w:t>i18n</w:t>
+      </w:r>
+      <w:r>
+        <w:rPr>
+          <w:rFonts w:ascii="Times New Roman" w:hAnsi="Times New Roman" w:cs="Times New Roman"/>
+          <w:sz w:val="24"/>
+          <w:szCs w:val="24"/>
+          <w:lang w:val="en-US"/>
+        </w:rPr>
+        <w:t>: next-</w:t>
       </w:r>
       <w:proofErr w:type="spellStart"/>
       <w:r>
@@ -5517,8 +5162,9 @@
           <w:rFonts w:ascii="Times New Roman" w:hAnsi="Times New Roman" w:cs="Times New Roman"/>
           <w:sz w:val="24"/>
           <w:szCs w:val="24"/>
-        </w:rPr>
-        <w:t>next-intl</w:t>
+          <w:lang w:val="en-US"/>
+        </w:rPr>
+        <w:t>intl</w:t>
       </w:r>
       <w:proofErr w:type="spellEnd"/>
       <w:r>
@@ -5526,6 +5172,7 @@
           <w:rFonts w:ascii="Times New Roman" w:hAnsi="Times New Roman" w:cs="Times New Roman"/>
           <w:sz w:val="24"/>
           <w:szCs w:val="24"/>
+          <w:lang w:val="en-US"/>
         </w:rPr>
         <w:t xml:space="preserve"> (avec support RTL)</w:t>
       </w:r>
@@ -5809,14 +5456,17 @@
         </w:pBdr>
         <w:spacing w:after="0" w:line="240" w:lineRule="auto"/>
         <w:ind w:left="429" w:hanging="322"/>
-      </w:pPr>
-      <w:proofErr w:type="gramStart"/>
-      <w:r>
-        <w:rPr>
-          <w:rFonts w:ascii="Times New Roman" w:hAnsi="Times New Roman" w:cs="Times New Roman"/>
-          <w:b/>
-          <w:sz w:val="24"/>
-          <w:szCs w:val="24"/>
+        <w:rPr>
+          <w:lang w:val="en-US"/>
+        </w:rPr>
+      </w:pPr>
+      <w:r>
+        <w:rPr>
+          <w:rFonts w:ascii="Times New Roman" w:hAnsi="Times New Roman" w:cs="Times New Roman"/>
+          <w:b/>
+          <w:sz w:val="24"/>
+          <w:szCs w:val="24"/>
+          <w:lang w:val="en-US"/>
         </w:rPr>
         <w:t>Data</w:t>
       </w:r>
@@ -5825,17 +5475,9 @@
           <w:rFonts w:ascii="Times New Roman" w:hAnsi="Times New Roman" w:cs="Times New Roman"/>
           <w:sz w:val="24"/>
           <w:szCs w:val="24"/>
-        </w:rPr>
-        <w:t>:</w:t>
-      </w:r>
-      <w:proofErr w:type="gramEnd"/>
-      <w:r>
-        <w:rPr>
-          <w:rFonts w:ascii="Times New Roman" w:hAnsi="Times New Roman" w:cs="Times New Roman"/>
-          <w:sz w:val="24"/>
-          <w:szCs w:val="24"/>
-        </w:rPr>
-        <w:t xml:space="preserve"> Apollo Client + </w:t>
+          <w:lang w:val="en-US"/>
+        </w:rPr>
+        <w:t xml:space="preserve">: Apollo Client + </w:t>
       </w:r>
       <w:proofErr w:type="spellStart"/>
       <w:r>
@@ -5843,6 +5485,7 @@
           <w:rFonts w:ascii="Times New Roman" w:hAnsi="Times New Roman" w:cs="Times New Roman"/>
           <w:sz w:val="24"/>
           <w:szCs w:val="24"/>
+          <w:lang w:val="en-US"/>
         </w:rPr>
         <w:t>GraphQL</w:t>
       </w:r>
@@ -5852,19 +5495,10 @@
           <w:rFonts w:ascii="Times New Roman" w:hAnsi="Times New Roman" w:cs="Times New Roman"/>
           <w:sz w:val="24"/>
           <w:szCs w:val="24"/>
-        </w:rPr>
-        <w:t xml:space="preserve"> Code </w:t>
-      </w:r>
-      <w:proofErr w:type="spellStart"/>
-      <w:r>
-        <w:rPr>
-          <w:rFonts w:ascii="Times New Roman" w:hAnsi="Times New Roman" w:cs="Times New Roman"/>
-          <w:sz w:val="24"/>
-          <w:szCs w:val="24"/>
-        </w:rPr>
-        <w:t>Generation</w:t>
-      </w:r>
-      <w:proofErr w:type="spellEnd"/>
+          <w:lang w:val="en-US"/>
+        </w:rPr>
+        <w:t xml:space="preserve"> Code Generation</w:t>
+      </w:r>
     </w:p>
     <w:p>
       <w:pPr>
@@ -6096,14 +5730,17 @@
         </w:pBdr>
         <w:spacing w:after="0" w:line="240" w:lineRule="auto"/>
         <w:ind w:left="429" w:hanging="322"/>
-      </w:pPr>
-      <w:proofErr w:type="gramStart"/>
-      <w:r>
-        <w:rPr>
-          <w:rFonts w:ascii="Times New Roman" w:hAnsi="Times New Roman" w:cs="Times New Roman"/>
-          <w:b/>
-          <w:sz w:val="24"/>
-          <w:szCs w:val="24"/>
+        <w:rPr>
+          <w:lang w:val="en-US"/>
+        </w:rPr>
+      </w:pPr>
+      <w:r>
+        <w:rPr>
+          <w:rFonts w:ascii="Times New Roman" w:hAnsi="Times New Roman" w:cs="Times New Roman"/>
+          <w:b/>
+          <w:sz w:val="24"/>
+          <w:szCs w:val="24"/>
+          <w:lang w:val="en-US"/>
         </w:rPr>
         <w:t>Data</w:t>
       </w:r>
@@ -6112,17 +5749,9 @@
           <w:rFonts w:ascii="Times New Roman" w:hAnsi="Times New Roman" w:cs="Times New Roman"/>
           <w:sz w:val="24"/>
           <w:szCs w:val="24"/>
-        </w:rPr>
-        <w:t>:</w:t>
-      </w:r>
-      <w:proofErr w:type="gramEnd"/>
-      <w:r>
-        <w:rPr>
-          <w:rFonts w:ascii="Times New Roman" w:hAnsi="Times New Roman" w:cs="Times New Roman"/>
-          <w:sz w:val="24"/>
-          <w:szCs w:val="24"/>
-        </w:rPr>
-        <w:t xml:space="preserve"> Apollo Client + </w:t>
+          <w:lang w:val="en-US"/>
+        </w:rPr>
+        <w:t xml:space="preserve">: Apollo Client + </w:t>
       </w:r>
       <w:proofErr w:type="spellStart"/>
       <w:r>
@@ -6130,6 +5759,7 @@
           <w:rFonts w:ascii="Times New Roman" w:hAnsi="Times New Roman" w:cs="Times New Roman"/>
           <w:sz w:val="24"/>
           <w:szCs w:val="24"/>
+          <w:lang w:val="en-US"/>
         </w:rPr>
         <w:t>GraphQL</w:t>
       </w:r>
@@ -6139,19 +5769,10 @@
           <w:rFonts w:ascii="Times New Roman" w:hAnsi="Times New Roman" w:cs="Times New Roman"/>
           <w:sz w:val="24"/>
           <w:szCs w:val="24"/>
-        </w:rPr>
-        <w:t xml:space="preserve"> Code </w:t>
-      </w:r>
-      <w:proofErr w:type="spellStart"/>
-      <w:r>
-        <w:rPr>
-          <w:rFonts w:ascii="Times New Roman" w:hAnsi="Times New Roman" w:cs="Times New Roman"/>
-          <w:sz w:val="24"/>
-          <w:szCs w:val="24"/>
-        </w:rPr>
-        <w:t>Generation</w:t>
-      </w:r>
-      <w:proofErr w:type="spellEnd"/>
+          <w:lang w:val="en-US"/>
+        </w:rPr>
+        <w:t xml:space="preserve"> Code Generation</w:t>
+      </w:r>
     </w:p>
     <w:p>
       <w:pPr>
@@ -8156,24 +7777,38 @@
           <w:p>
             <w:pPr>
               <w:spacing w:before="0" w:after="41"/>
+              <w:rPr>
+                <w:lang w:val="en-US"/>
+              </w:rPr>
             </w:pPr>
-            <w:proofErr w:type="gramStart"/>
-            <w:r>
-              <w:rPr>
-                <w:rFonts w:ascii="Times New Roman" w:hAnsi="Times New Roman" w:cs="Times New Roman"/>
-                <w:sz w:val="24"/>
-                <w:szCs w:val="24"/>
-              </w:rPr>
-              <w:t>Emails</w:t>
-            </w:r>
-            <w:proofErr w:type="gramEnd"/>
-            <w:r>
-              <w:rPr>
-                <w:rFonts w:ascii="Times New Roman" w:hAnsi="Times New Roman" w:cs="Times New Roman"/>
-                <w:sz w:val="24"/>
-                <w:szCs w:val="24"/>
-              </w:rPr>
-              <w:t>, SMS, PDF (iText), stats</w:t>
+            <w:r>
+              <w:rPr>
+                <w:rFonts w:ascii="Times New Roman" w:hAnsi="Times New Roman" w:cs="Times New Roman"/>
+                <w:sz w:val="24"/>
+                <w:szCs w:val="24"/>
+                <w:lang w:val="en-US"/>
+              </w:rPr>
+              <w:t>Emails, SMS, PDF (</w:t>
+            </w:r>
+            <w:proofErr w:type="spellStart"/>
+            <w:r>
+              <w:rPr>
+                <w:rFonts w:ascii="Times New Roman" w:hAnsi="Times New Roman" w:cs="Times New Roman"/>
+                <w:sz w:val="24"/>
+                <w:szCs w:val="24"/>
+                <w:lang w:val="en-US"/>
+              </w:rPr>
+              <w:t>iText</w:t>
+            </w:r>
+            <w:proofErr w:type="spellEnd"/>
+            <w:r>
+              <w:rPr>
+                <w:rFonts w:ascii="Times New Roman" w:hAnsi="Times New Roman" w:cs="Times New Roman"/>
+                <w:sz w:val="24"/>
+                <w:szCs w:val="24"/>
+                <w:lang w:val="en-US"/>
+              </w:rPr>
+              <w:t>), stats</w:t>
             </w:r>
           </w:p>
         </w:tc>
@@ -13832,50 +13467,18 @@
         </w:numPr>
         <w:spacing w:after="30" w:line="264" w:lineRule="auto"/>
         <w:ind w:left="429" w:hanging="322"/>
-      </w:pPr>
-      <w:r>
-        <w:rPr>
-          <w:rFonts w:ascii="Times New Roman" w:hAnsi="Times New Roman" w:cs="Times New Roman"/>
-          <w:sz w:val="24"/>
-          <w:szCs w:val="24"/>
-        </w:rPr>
-        <w:t xml:space="preserve">Image </w:t>
-      </w:r>
-      <w:proofErr w:type="spellStart"/>
-      <w:r>
-        <w:rPr>
-          <w:rFonts w:ascii="Times New Roman" w:hAnsi="Times New Roman" w:cs="Times New Roman"/>
-          <w:sz w:val="24"/>
-          <w:szCs w:val="24"/>
-        </w:rPr>
-        <w:t>gallery</w:t>
-      </w:r>
-      <w:proofErr w:type="spellEnd"/>
-      <w:r>
-        <w:rPr>
-          <w:rFonts w:ascii="Times New Roman" w:hAnsi="Times New Roman" w:cs="Times New Roman"/>
-          <w:sz w:val="24"/>
-          <w:szCs w:val="24"/>
-        </w:rPr>
-        <w:t xml:space="preserve"> (swipe, </w:t>
-      </w:r>
-      <w:proofErr w:type="spellStart"/>
-      <w:r>
-        <w:rPr>
-          <w:rFonts w:ascii="Times New Roman" w:hAnsi="Times New Roman" w:cs="Times New Roman"/>
-          <w:sz w:val="24"/>
-          <w:szCs w:val="24"/>
-        </w:rPr>
-        <w:t>pinch</w:t>
-      </w:r>
-      <w:proofErr w:type="spellEnd"/>
-      <w:r>
-        <w:rPr>
-          <w:rFonts w:ascii="Times New Roman" w:hAnsi="Times New Roman" w:cs="Times New Roman"/>
-          <w:sz w:val="24"/>
-          <w:szCs w:val="24"/>
-        </w:rPr>
-        <w:t>-to-zoom)</w:t>
+        <w:rPr>
+          <w:lang w:val="en-US"/>
+        </w:rPr>
+      </w:pPr>
+      <w:r>
+        <w:rPr>
+          <w:rFonts w:ascii="Times New Roman" w:hAnsi="Times New Roman" w:cs="Times New Roman"/>
+          <w:sz w:val="24"/>
+          <w:szCs w:val="24"/>
+          <w:lang w:val="en-US"/>
+        </w:rPr>
+        <w:t>Image gallery (swipe, pinch-to-zoom)</w:t>
       </w:r>
     </w:p>
     <w:p>
@@ -14631,14 +14234,17 @@
         </w:numPr>
         <w:spacing w:after="30" w:line="264" w:lineRule="auto"/>
         <w:ind w:left="429" w:hanging="322"/>
-      </w:pPr>
-      <w:proofErr w:type="gramStart"/>
-      <w:r>
-        <w:rPr>
-          <w:rFonts w:ascii="Times New Roman" w:hAnsi="Times New Roman" w:cs="Times New Roman"/>
-          <w:b/>
-          <w:sz w:val="24"/>
-          <w:szCs w:val="24"/>
+        <w:rPr>
+          <w:lang w:val="en-US"/>
+        </w:rPr>
+      </w:pPr>
+      <w:r>
+        <w:rPr>
+          <w:rFonts w:ascii="Times New Roman" w:hAnsi="Times New Roman" w:cs="Times New Roman"/>
+          <w:b/>
+          <w:sz w:val="24"/>
+          <w:szCs w:val="24"/>
+          <w:lang w:val="en-US"/>
         </w:rPr>
         <w:t>Navigation</w:t>
       </w:r>
@@ -14647,53 +14253,9 @@
           <w:rFonts w:ascii="Times New Roman" w:hAnsi="Times New Roman" w:cs="Times New Roman"/>
           <w:sz w:val="24"/>
           <w:szCs w:val="24"/>
-        </w:rPr>
-        <w:t>:</w:t>
-      </w:r>
-      <w:proofErr w:type="gramEnd"/>
-      <w:r>
-        <w:rPr>
-          <w:rFonts w:ascii="Times New Roman" w:hAnsi="Times New Roman" w:cs="Times New Roman"/>
-          <w:sz w:val="24"/>
-          <w:szCs w:val="24"/>
-        </w:rPr>
-        <w:t xml:space="preserve"> </w:t>
-      </w:r>
-      <w:proofErr w:type="spellStart"/>
-      <w:r>
-        <w:rPr>
-          <w:rFonts w:ascii="Times New Roman" w:hAnsi="Times New Roman" w:cs="Times New Roman"/>
-          <w:sz w:val="24"/>
-          <w:szCs w:val="24"/>
-        </w:rPr>
-        <w:t>React</w:t>
-      </w:r>
-      <w:proofErr w:type="spellEnd"/>
-      <w:r>
-        <w:rPr>
-          <w:rFonts w:ascii="Times New Roman" w:hAnsi="Times New Roman" w:cs="Times New Roman"/>
-          <w:sz w:val="24"/>
-          <w:szCs w:val="24"/>
-        </w:rPr>
-        <w:t xml:space="preserve"> Navigation (Stack, Tab, </w:t>
-      </w:r>
-      <w:proofErr w:type="spellStart"/>
-      <w:r>
-        <w:rPr>
-          <w:rFonts w:ascii="Times New Roman" w:hAnsi="Times New Roman" w:cs="Times New Roman"/>
-          <w:sz w:val="24"/>
-          <w:szCs w:val="24"/>
-        </w:rPr>
-        <w:t>Drawer</w:t>
-      </w:r>
-      <w:proofErr w:type="spellEnd"/>
-      <w:r>
-        <w:rPr>
-          <w:rFonts w:ascii="Times New Roman" w:hAnsi="Times New Roman" w:cs="Times New Roman"/>
-          <w:sz w:val="24"/>
-          <w:szCs w:val="24"/>
-        </w:rPr>
-        <w:t>)</w:t>
+          <w:lang w:val="en-US"/>
+        </w:rPr>
+        <w:t>: React Navigation (Stack, Tab, Drawer)</w:t>
       </w:r>
     </w:p>
     <w:p>
@@ -17631,14 +17193,38 @@
         </w:pBdr>
         <w:spacing w:after="0" w:line="240" w:lineRule="auto"/>
         <w:ind w:left="429" w:hanging="322"/>
-      </w:pPr>
-      <w:r>
-        <w:rPr>
-          <w:rFonts w:ascii="Times New Roman" w:hAnsi="Times New Roman" w:cs="Times New Roman"/>
-          <w:sz w:val="24"/>
-          <w:szCs w:val="24"/>
-        </w:rPr>
-        <w:t>Frontend web complet (SSR/SSG)</w:t>
+        <w:rPr>
+          <w:lang w:val="en-US"/>
+        </w:rPr>
+      </w:pPr>
+      <w:r>
+        <w:rPr>
+          <w:rFonts w:ascii="Times New Roman" w:hAnsi="Times New Roman" w:cs="Times New Roman"/>
+          <w:sz w:val="24"/>
+          <w:szCs w:val="24"/>
+          <w:lang w:val="en-US"/>
+        </w:rPr>
+        <w:t xml:space="preserve">Frontend web </w:t>
+      </w:r>
+      <w:proofErr w:type="spellStart"/>
+      <w:r>
+        <w:rPr>
+          <w:rFonts w:ascii="Times New Roman" w:hAnsi="Times New Roman" w:cs="Times New Roman"/>
+          <w:sz w:val="24"/>
+          <w:szCs w:val="24"/>
+          <w:lang w:val="en-US"/>
+        </w:rPr>
+        <w:t>complet</w:t>
+      </w:r>
+      <w:proofErr w:type="spellEnd"/>
+      <w:r>
+        <w:rPr>
+          <w:rFonts w:ascii="Times New Roman" w:hAnsi="Times New Roman" w:cs="Times New Roman"/>
+          <w:sz w:val="24"/>
+          <w:szCs w:val="24"/>
+          <w:lang w:val="en-US"/>
+        </w:rPr>
+        <w:t xml:space="preserve"> (SSR/SSG)</w:t>
       </w:r>
     </w:p>
     <w:p>
@@ -19158,15 +18744,7 @@
                 <w:sz w:val="24"/>
                 <w:szCs w:val="24"/>
               </w:rPr>
-              <w:t>29</w:t>
-            </w:r>
-            <w:r>
-              <w:rPr>
-                <w:rFonts w:ascii="Times New Roman" w:hAnsi="Times New Roman" w:cs="Times New Roman"/>
-                <w:sz w:val="24"/>
-                <w:szCs w:val="24"/>
-              </w:rPr>
-              <w:t>0</w:t>
+              <w:t>290</w:t>
             </w:r>
             <w:r>
               <w:rPr>
@@ -19316,15 +18894,7 @@
                 <w:sz w:val="24"/>
                 <w:szCs w:val="24"/>
               </w:rPr>
-              <w:t>3</w:t>
-            </w:r>
-            <w:r>
-              <w:rPr>
-                <w:rFonts w:ascii="Times New Roman" w:hAnsi="Times New Roman" w:cs="Times New Roman"/>
-                <w:sz w:val="24"/>
-                <w:szCs w:val="24"/>
-              </w:rPr>
-              <w:t>0</w:t>
+              <w:t>30</w:t>
             </w:r>
             <w:r>
               <w:rPr>
@@ -19609,15 +19179,7 @@
                 <w:sz w:val="24"/>
                 <w:szCs w:val="24"/>
               </w:rPr>
-              <w:t>18</w:t>
-            </w:r>
-            <w:r>
-              <w:rPr>
-                <w:rFonts w:ascii="Times New Roman" w:hAnsi="Times New Roman" w:cs="Times New Roman"/>
-                <w:sz w:val="24"/>
-                <w:szCs w:val="24"/>
-              </w:rPr>
-              <w:t>0</w:t>
+              <w:t>180</w:t>
             </w:r>
             <w:r>
               <w:rPr>
@@ -20765,15 +20327,28 @@
           <w:numId w:val="16"/>
         </w:numPr>
         <w:spacing w:after="263" w:line="225" w:lineRule="auto"/>
-      </w:pPr>
+        <w:rPr>
+          <w:lang w:val="en-US"/>
+        </w:rPr>
+      </w:pPr>
+      <w:r>
+        <w:rPr>
+          <w:rFonts w:ascii="Times New Roman" w:hAnsi="Times New Roman" w:cs="Times New Roman"/>
+          <w:sz w:val="24"/>
+          <w:szCs w:val="24"/>
+          <w:lang w:val="en-US"/>
+        </w:rPr>
+        <w:t>Build iOS (.</w:t>
+      </w:r>
       <w:proofErr w:type="spellStart"/>
       <w:r>
         <w:rPr>
           <w:rFonts w:ascii="Times New Roman" w:hAnsi="Times New Roman" w:cs="Times New Roman"/>
           <w:sz w:val="24"/>
           <w:szCs w:val="24"/>
-        </w:rPr>
-        <w:t>Build</w:t>
+          <w:lang w:val="en-US"/>
+        </w:rPr>
+        <w:t>ipa</w:t>
       </w:r>
       <w:proofErr w:type="spellEnd"/>
       <w:r>
@@ -20781,8 +20356,9 @@
           <w:rFonts w:ascii="Times New Roman" w:hAnsi="Times New Roman" w:cs="Times New Roman"/>
           <w:sz w:val="24"/>
           <w:szCs w:val="24"/>
-        </w:rPr>
-        <w:t xml:space="preserve"> iOS (.</w:t>
+          <w:lang w:val="en-US"/>
+        </w:rPr>
+        <w:t xml:space="preserve">) + </w:t>
       </w:r>
       <w:proofErr w:type="spellStart"/>
       <w:r>
@@ -20790,8 +20366,9 @@
           <w:rFonts w:ascii="Times New Roman" w:hAnsi="Times New Roman" w:cs="Times New Roman"/>
           <w:sz w:val="24"/>
           <w:szCs w:val="24"/>
-        </w:rPr>
-        <w:t>ipa</w:t>
+          <w:lang w:val="en-US"/>
+        </w:rPr>
+        <w:t>certificats</w:t>
       </w:r>
       <w:proofErr w:type="spellEnd"/>
       <w:r>
@@ -20799,8 +20376,9 @@
           <w:rFonts w:ascii="Times New Roman" w:hAnsi="Times New Roman" w:cs="Times New Roman"/>
           <w:sz w:val="24"/>
           <w:szCs w:val="24"/>
-        </w:rPr>
-        <w:t xml:space="preserve">) + certificats </w:t>
+          <w:lang w:val="en-US"/>
+        </w:rPr>
+        <w:t xml:space="preserve"> Build Android (.</w:t>
       </w:r>
       <w:proofErr w:type="spellStart"/>
       <w:r>
@@ -20808,24 +20386,7 @@
           <w:rFonts w:ascii="Times New Roman" w:hAnsi="Times New Roman" w:cs="Times New Roman"/>
           <w:sz w:val="24"/>
           <w:szCs w:val="24"/>
-        </w:rPr>
-        <w:t>Build</w:t>
-      </w:r>
-      <w:proofErr w:type="spellEnd"/>
-      <w:r>
-        <w:rPr>
-          <w:rFonts w:ascii="Times New Roman" w:hAnsi="Times New Roman" w:cs="Times New Roman"/>
-          <w:sz w:val="24"/>
-          <w:szCs w:val="24"/>
-        </w:rPr>
-        <w:t xml:space="preserve"> Android (.</w:t>
-      </w:r>
-      <w:proofErr w:type="spellStart"/>
-      <w:r>
-        <w:rPr>
-          <w:rFonts w:ascii="Times New Roman" w:hAnsi="Times New Roman" w:cs="Times New Roman"/>
-          <w:sz w:val="24"/>
-          <w:szCs w:val="24"/>
+          <w:lang w:val="en-US"/>
         </w:rPr>
         <w:t>apk</w:t>
       </w:r>
@@ -20836,6 +20397,7 @@
           <w:rFonts w:ascii="Times New Roman" w:hAnsi="Times New Roman" w:cs="Times New Roman"/>
           <w:sz w:val="24"/>
           <w:szCs w:val="24"/>
+          <w:lang w:val="en-US"/>
         </w:rPr>
         <w:t>/.</w:t>
       </w:r>
@@ -20845,6 +20407,7 @@
           <w:rFonts w:ascii="Times New Roman" w:hAnsi="Times New Roman" w:cs="Times New Roman"/>
           <w:sz w:val="24"/>
           <w:szCs w:val="24"/>
+          <w:lang w:val="en-US"/>
         </w:rPr>
         <w:t>aab</w:t>
       </w:r>
@@ -20855,6 +20418,7 @@
           <w:rFonts w:ascii="Times New Roman" w:hAnsi="Times New Roman" w:cs="Times New Roman"/>
           <w:sz w:val="24"/>
           <w:szCs w:val="24"/>
+          <w:lang w:val="en-US"/>
         </w:rPr>
         <w:t xml:space="preserve">) </w:t>
       </w:r>
@@ -20888,14 +20452,38 @@
           <w:numId w:val="16"/>
         </w:numPr>
         <w:spacing w:after="263" w:line="225" w:lineRule="auto"/>
-      </w:pPr>
-      <w:r>
-        <w:rPr>
-          <w:rFonts w:ascii="Times New Roman" w:hAnsi="Times New Roman" w:cs="Times New Roman"/>
-          <w:sz w:val="24"/>
-          <w:szCs w:val="24"/>
-        </w:rPr>
-        <w:t xml:space="preserve">App soumise sur Google Play Store </w:t>
+        <w:rPr>
+          <w:lang w:val="en-US"/>
+        </w:rPr>
+      </w:pPr>
+      <w:r>
+        <w:rPr>
+          <w:rFonts w:ascii="Times New Roman" w:hAnsi="Times New Roman" w:cs="Times New Roman"/>
+          <w:sz w:val="24"/>
+          <w:szCs w:val="24"/>
+          <w:lang w:val="en-US"/>
+        </w:rPr>
+        <w:t xml:space="preserve">App </w:t>
+      </w:r>
+      <w:proofErr w:type="spellStart"/>
+      <w:r>
+        <w:rPr>
+          <w:rFonts w:ascii="Times New Roman" w:hAnsi="Times New Roman" w:cs="Times New Roman"/>
+          <w:sz w:val="24"/>
+          <w:szCs w:val="24"/>
+          <w:lang w:val="en-US"/>
+        </w:rPr>
+        <w:t>soumise</w:t>
+      </w:r>
+      <w:proofErr w:type="spellEnd"/>
+      <w:r>
+        <w:rPr>
+          <w:rFonts w:ascii="Times New Roman" w:hAnsi="Times New Roman" w:cs="Times New Roman"/>
+          <w:sz w:val="24"/>
+          <w:szCs w:val="24"/>
+          <w:lang w:val="en-US"/>
+        </w:rPr>
+        <w:t xml:space="preserve"> sur Google Play Store </w:t>
       </w:r>
     </w:p>
     <w:p>
